--- a/CV_ChedyKorbi_FR.docx
+++ b/CV_ChedyKorbi_FR.docx
@@ -36,27 +36,7 @@
           <w:szCs w:val="21"/>
           <w:lang w:val="fr-FR"/>
         </w:rPr>
-        <w:t xml:space="preserve">Étudiant ingénieur — Big Data &amp; </w:t>
-      </w:r>
-      <w:proofErr w:type="gramStart"/>
-      <w:r>
-        <w:rPr>
-          <w:color w:val="444444"/>
-          <w:sz w:val="21"/>
-          <w:szCs w:val="21"/>
-          <w:lang w:val="fr-FR"/>
-        </w:rPr>
-        <w:t>IA  ·</w:t>
-      </w:r>
-      <w:proofErr w:type="gramEnd"/>
-      <w:r>
-        <w:rPr>
-          <w:color w:val="444444"/>
-          <w:sz w:val="21"/>
-          <w:szCs w:val="21"/>
-          <w:lang w:val="fr-FR"/>
-        </w:rPr>
-        <w:t xml:space="preserve">  Développeur logiciel, IoT &amp; IA/ML</w:t>
+        <w:t>Étudiant ingénieur — Big Data &amp; IA  ·  Développeur logiciel, IoT &amp; IA/ML</w:t>
       </w:r>
     </w:p>
     <w:p>
@@ -167,7 +147,19 @@
         <w:rPr>
           <w:lang w:val="fr-FR"/>
         </w:rPr>
-        <w:t xml:space="preserve">mobile, web et IoT — acquise à travers plusieurs stages, projets freelance et collaborations en équipe sur des livrables réels avec des contraintes de délais. En construction active de mon profil IA/ML et data à travers des projets et certifications en cours. Curieux, autonome et toujours prêt à apprendre et évoluer. </w:t>
+        <w:t>mobile, web et IoT</w:t>
+      </w:r>
+      <w:r>
+        <w:rPr>
+          <w:lang w:val="fr-FR"/>
+        </w:rPr>
+        <w:t xml:space="preserve">, </w:t>
+      </w:r>
+      <w:r>
+        <w:rPr>
+          <w:lang w:val="fr-FR"/>
+        </w:rPr>
+        <w:t xml:space="preserve">acquise à travers plusieurs stages, projets freelance et collaborations en équipe sur des livrables réels avec des contraintes de délais. En construction active de mon profil IA/ML et data à travers des projets et certifications en cours. Curieux, autonome et toujours prêt à apprendre et évoluer. </w:t>
       </w:r>
       <w:r>
         <w:rPr>
@@ -353,9 +345,8 @@
           <w:sz w:val="18"/>
           <w:szCs w:val="18"/>
         </w:rPr>
-        <w:t xml:space="preserve">Flutter · Next.js · Spring Boot · </w:t>
-      </w:r>
-      <w:proofErr w:type="gramStart"/>
+        <w:t>Flutter · Next.js · Spring Boot · MySQL  · JWT · Firebase</w:t>
+      </w:r>
       <w:r>
         <w:rPr>
           <w:i/>
@@ -364,18 +355,7 @@
           <w:sz w:val="18"/>
           <w:szCs w:val="18"/>
         </w:rPr>
-        <w:t>MySQL  ·</w:t>
-      </w:r>
-      <w:proofErr w:type="gramEnd"/>
-      <w:r>
-        <w:rPr>
-          <w:i/>
-          <w:iCs/>
-          <w:color w:val="555555"/>
-          <w:sz w:val="18"/>
-          <w:szCs w:val="18"/>
-        </w:rPr>
-        <w:t xml:space="preserve"> JWT · Firebase</w:t>
+        <w:t xml:space="preserve"> </w:t>
       </w:r>
     </w:p>
     <w:p>
@@ -407,53 +387,7 @@
         <w:rPr>
           <w:lang w:val="fr-FR"/>
         </w:rPr>
-        <w:t xml:space="preserve">Application mobile </w:t>
-      </w:r>
-      <w:proofErr w:type="spellStart"/>
-      <w:proofErr w:type="gramStart"/>
-      <w:r>
-        <w:rPr>
-          <w:lang w:val="fr-FR"/>
-        </w:rPr>
-        <w:t>healthtech</w:t>
-      </w:r>
-      <w:proofErr w:type="spellEnd"/>
-      <w:r>
-        <w:rPr>
-          <w:lang w:val="fr-FR"/>
-        </w:rPr>
-        <w:t> </w:t>
-      </w:r>
-      <w:r>
-        <w:rPr>
-          <w:lang w:val="fr-FR"/>
-        </w:rPr>
-        <w:t xml:space="preserve"> </w:t>
-      </w:r>
-      <w:r>
-        <w:rPr>
-          <w:lang w:val="fr-FR"/>
-        </w:rPr>
-        <w:t>cross</w:t>
-      </w:r>
-      <w:proofErr w:type="gramEnd"/>
-      <w:r>
-        <w:rPr>
-          <w:lang w:val="fr-FR"/>
-        </w:rPr>
-        <w:t xml:space="preserve">-platform (iOS &amp; Android) pour une </w:t>
-      </w:r>
-      <w:r>
-        <w:rPr>
-          <w:lang w:val="fr-FR"/>
-        </w:rPr>
-        <w:t xml:space="preserve">nutritionniste </w:t>
-      </w:r>
-      <w:r>
-        <w:rPr>
-          <w:lang w:val="fr-FR"/>
-        </w:rPr>
-        <w:t xml:space="preserve">: scan de code-barres et moteur de </w:t>
+        <w:t xml:space="preserve">Application mobile cross-platform (iOS &amp; Android) pour une experte nutritionniste : scan de codes-barres de produits alimentaires, cosmétiques et ménagers, avec génération d'une fiche produit validée incluant composition, score qualité et statut (Excellent / Bon / Moyen / Mauvais). Moteur de </w:t>
       </w:r>
       <w:proofErr w:type="spellStart"/>
       <w:r>
@@ -467,7 +401,45 @@
         <w:rPr>
           <w:lang w:val="fr-FR"/>
         </w:rPr>
-        <w:t xml:space="preserve"> ML générant des indicateurs de risque codes couleur explicables, validés par une base de nutritionnistes certifiés — l’analyse nutritionnelle scientifique rendue accessible au grand public.</w:t>
+        <w:t xml:space="preserve"> ML basé sur </w:t>
+      </w:r>
+      <w:proofErr w:type="spellStart"/>
+      <w:r>
+        <w:rPr>
+          <w:lang w:val="fr-FR"/>
+        </w:rPr>
+        <w:t>Random</w:t>
+      </w:r>
+      <w:proofErr w:type="spellEnd"/>
+      <w:r>
+        <w:rPr>
+          <w:lang w:val="fr-FR"/>
+        </w:rPr>
+        <w:t xml:space="preserve"> Forest</w:t>
+      </w:r>
+      <w:r>
+        <w:rPr>
+          <w:lang w:val="fr-FR"/>
+        </w:rPr>
+        <w:t xml:space="preserve">, </w:t>
+      </w:r>
+      <w:r>
+        <w:rPr>
+          <w:lang w:val="fr-FR"/>
+        </w:rPr>
+        <w:t xml:space="preserve"> régression pour le score qualité, classification pour le statut </w:t>
+      </w:r>
+      <w:r>
+        <w:rPr>
+          <w:lang w:val="fr-FR"/>
+        </w:rPr>
+        <w:t xml:space="preserve">, </w:t>
+      </w:r>
+      <w:r>
+        <w:rPr>
+          <w:lang w:val="fr-FR"/>
+        </w:rPr>
+        <w:t>entraîné sur la base de produits validée par l'experte, avec indicateurs de risque codes couleur explicables.</w:t>
       </w:r>
     </w:p>
     <w:p>
@@ -636,45 +608,15 @@
           <w:szCs w:val="21"/>
           <w:lang w:val="fr-FR"/>
         </w:rPr>
-        <w:t xml:space="preserve">STAGE DE FIN D’ETUDES </w:t>
-      </w:r>
-      <w:r>
-        <w:rPr>
-          <w:b/>
-          <w:bCs/>
-          <w:sz w:val="21"/>
-          <w:szCs w:val="21"/>
-          <w:lang w:val="fr-FR"/>
-        </w:rPr>
-        <w:t>— IoT &amp; Full-</w:t>
-      </w:r>
-      <w:proofErr w:type="gramStart"/>
-      <w:r>
-        <w:rPr>
-          <w:b/>
-          <w:bCs/>
-          <w:sz w:val="21"/>
-          <w:szCs w:val="21"/>
-          <w:lang w:val="fr-FR"/>
-        </w:rPr>
-        <w:t>Stack</w:t>
-      </w:r>
-      <w:r>
-        <w:rPr>
-          <w:sz w:val="21"/>
-          <w:szCs w:val="21"/>
-          <w:lang w:val="fr-FR"/>
-        </w:rPr>
-        <w:t xml:space="preserve">  ·</w:t>
-      </w:r>
-      <w:proofErr w:type="gramEnd"/>
-      <w:r>
-        <w:rPr>
-          <w:sz w:val="21"/>
-          <w:szCs w:val="21"/>
-          <w:lang w:val="fr-FR"/>
-        </w:rPr>
-        <w:t xml:space="preserve">  </w:t>
+        <w:t>STAGE DE FIN D’ETUDES — IoT &amp; Full-Stack</w:t>
+      </w:r>
+      <w:r>
+        <w:rPr>
+          <w:sz w:val="21"/>
+          <w:szCs w:val="21"/>
+          <w:lang w:val="fr-FR"/>
+        </w:rPr>
+        <w:t xml:space="preserve">  ·  </w:t>
       </w:r>
       <w:proofErr w:type="spellStart"/>
       <w:r>
@@ -807,17 +749,7 @@
           <w:szCs w:val="21"/>
           <w:lang w:val="fr-FR"/>
         </w:rPr>
-        <w:t xml:space="preserve">STAGE D’ETE </w:t>
-      </w:r>
-      <w:r>
-        <w:rPr>
-          <w:b/>
-          <w:bCs/>
-          <w:sz w:val="21"/>
-          <w:szCs w:val="21"/>
-          <w:lang w:val="fr-FR"/>
-        </w:rPr>
-        <w:t xml:space="preserve">— </w:t>
+        <w:t xml:space="preserve">STAGE D’ETE — </w:t>
       </w:r>
       <w:r>
         <w:rPr>
@@ -1089,35 +1021,15 @@
           <w:szCs w:val="21"/>
           <w:lang w:val="fr-FR"/>
         </w:rPr>
-        <w:t xml:space="preserve">Cycle Ingénieur — Big Data &amp; </w:t>
-      </w:r>
-      <w:proofErr w:type="gramStart"/>
-      <w:r>
-        <w:rPr>
-          <w:b/>
-          <w:bCs/>
-          <w:sz w:val="21"/>
-          <w:szCs w:val="21"/>
-          <w:lang w:val="fr-FR"/>
-        </w:rPr>
-        <w:t>IA</w:t>
-      </w:r>
-      <w:r>
-        <w:rPr>
-          <w:sz w:val="21"/>
-          <w:szCs w:val="21"/>
-          <w:lang w:val="fr-FR"/>
-        </w:rPr>
-        <w:t xml:space="preserve">  ·</w:t>
-      </w:r>
-      <w:proofErr w:type="gramEnd"/>
-      <w:r>
-        <w:rPr>
-          <w:sz w:val="21"/>
-          <w:szCs w:val="21"/>
-          <w:lang w:val="fr-FR"/>
-        </w:rPr>
-        <w:t xml:space="preserve">  Polytech International</w:t>
+        <w:t>Cycle Ingénieur — Big Data &amp; IA</w:t>
+      </w:r>
+      <w:r>
+        <w:rPr>
+          <w:sz w:val="21"/>
+          <w:szCs w:val="21"/>
+          <w:lang w:val="fr-FR"/>
+        </w:rPr>
+        <w:t xml:space="preserve">  ·  Polytech International</w:t>
       </w:r>
       <w:r>
         <w:rPr>
@@ -1164,35 +1076,15 @@
           <w:szCs w:val="21"/>
           <w:lang w:val="fr-FR"/>
         </w:rPr>
-        <w:t xml:space="preserve">Licence — Systèmes Embarqués &amp; Développement </w:t>
-      </w:r>
-      <w:proofErr w:type="gramStart"/>
-      <w:r>
-        <w:rPr>
-          <w:b/>
-          <w:bCs/>
-          <w:sz w:val="21"/>
-          <w:szCs w:val="21"/>
-          <w:lang w:val="fr-FR"/>
-        </w:rPr>
-        <w:t>Mobile</w:t>
-      </w:r>
-      <w:r>
-        <w:rPr>
-          <w:sz w:val="21"/>
-          <w:szCs w:val="21"/>
-          <w:lang w:val="fr-FR"/>
-        </w:rPr>
-        <w:t xml:space="preserve">  ·</w:t>
-      </w:r>
-      <w:proofErr w:type="gramEnd"/>
-      <w:r>
-        <w:rPr>
-          <w:sz w:val="21"/>
-          <w:szCs w:val="21"/>
-          <w:lang w:val="fr-FR"/>
-        </w:rPr>
-        <w:t xml:space="preserve">  ISET Charguia</w:t>
+        <w:t>Licence — Systèmes Embarqués &amp; Développement Mobile</w:t>
+      </w:r>
+      <w:r>
+        <w:rPr>
+          <w:sz w:val="21"/>
+          <w:szCs w:val="21"/>
+          <w:lang w:val="fr-FR"/>
+        </w:rPr>
+        <w:t xml:space="preserve">  ·  ISET Charguia</w:t>
       </w:r>
       <w:r>
         <w:rPr>
@@ -1217,21 +1109,7 @@
         <w:rPr>
           <w:lang w:val="fr-FR"/>
         </w:rPr>
-        <w:t>Moyenne 16,78/</w:t>
-      </w:r>
-      <w:proofErr w:type="gramStart"/>
-      <w:r>
-        <w:rPr>
-          <w:lang w:val="fr-FR"/>
-        </w:rPr>
-        <w:t>20 .</w:t>
-      </w:r>
-      <w:proofErr w:type="gramEnd"/>
-      <w:r>
-        <w:rPr>
-          <w:lang w:val="fr-FR"/>
-        </w:rPr>
-        <w:t xml:space="preserve"> Modules clés : IoT, C/C++ embarqué, développement Android, réseaux informatiques.</w:t>
+        <w:t>Moyenne 16,78/20 . Modules clés : IoT, C/C++ embarqué, développement Android, réseaux informatiques.</w:t>
       </w:r>
     </w:p>
     <w:p>
@@ -1291,16 +1169,7 @@
           <w:szCs w:val="21"/>
           <w:lang w:val="fr-FR"/>
         </w:rPr>
-        <w:t xml:space="preserve"> </w:t>
-      </w:r>
-      <w:proofErr w:type="gramStart"/>
-      <w:r>
-        <w:rPr>
-          <w:sz w:val="21"/>
-          <w:szCs w:val="21"/>
-          <w:lang w:val="fr-FR"/>
-        </w:rPr>
-        <w:t>·</w:t>
+        <w:t xml:space="preserve"> ·</w:t>
       </w:r>
       <w:r>
         <w:rPr>
@@ -1316,16 +1185,7 @@
           <w:szCs w:val="21"/>
           <w:lang w:val="fr-FR"/>
         </w:rPr>
-        <w:t>Lycée</w:t>
-      </w:r>
-      <w:proofErr w:type="gramEnd"/>
-      <w:r>
-        <w:rPr>
-          <w:sz w:val="21"/>
-          <w:szCs w:val="21"/>
-          <w:lang w:val="fr-FR"/>
-        </w:rPr>
-        <w:t xml:space="preserve"> Marsa Saada Ali </w:t>
+        <w:t xml:space="preserve">Lycée Marsa Saada Ali </w:t>
       </w:r>
       <w:proofErr w:type="spellStart"/>
       <w:r>
@@ -1423,7 +1283,6 @@
           <w:szCs w:val="21"/>
           <w:lang w:val="fr-FR"/>
         </w:rPr>
-        <w:lastRenderedPageBreak/>
         <w:t>PROJETS</w:t>
       </w:r>
     </w:p>
@@ -1443,18 +1302,7 @@
           <w:szCs w:val="21"/>
           <w:lang w:val="fr-FR"/>
         </w:rPr>
-        <w:t xml:space="preserve">Générateur de Rapports </w:t>
-      </w:r>
-      <w:proofErr w:type="gramStart"/>
-      <w:r>
-        <w:rPr>
-          <w:b/>
-          <w:bCs/>
-          <w:sz w:val="21"/>
-          <w:szCs w:val="21"/>
-          <w:lang w:val="fr-FR"/>
-        </w:rPr>
-        <w:t>Intelligent</w:t>
+        <w:t>Générateur de Rapports Intelligent</w:t>
       </w:r>
       <w:r>
         <w:rPr>
@@ -1463,17 +1311,7 @@
           <w:szCs w:val="19"/>
           <w:lang w:val="fr-FR"/>
         </w:rPr>
-        <w:t xml:space="preserve">  ·</w:t>
-      </w:r>
-      <w:proofErr w:type="gramEnd"/>
-      <w:r>
-        <w:rPr>
-          <w:color w:val="555555"/>
-          <w:sz w:val="19"/>
-          <w:szCs w:val="19"/>
-          <w:lang w:val="fr-FR"/>
-        </w:rPr>
-        <w:t xml:space="preserve">  Capstone Samsung Innovation Campus</w:t>
+        <w:t xml:space="preserve">  ·  Capstone Samsung Innovation Campus</w:t>
       </w:r>
       <w:r>
         <w:rPr>
@@ -1509,7 +1347,19 @@
         <w:rPr>
           <w:lang w:val="fr-FR"/>
         </w:rPr>
-        <w:t xml:space="preserve"> de génération automatique de rapports pour des produits électroniques à partir d’images et d’avis clients. Pipeline EfficientNetB3 (reconnaissance visuelle) combiné à une pile NLP — </w:t>
+        <w:t xml:space="preserve"> de génération automatique de rapports pour des produits électroniques à partir d’images</w:t>
+      </w:r>
+      <w:r>
+        <w:rPr>
+          <w:lang w:val="fr-FR"/>
+        </w:rPr>
+        <w:t xml:space="preserve"> de produits électroniques</w:t>
+      </w:r>
+      <w:r>
+        <w:rPr>
+          <w:lang w:val="fr-FR"/>
+        </w:rPr>
+        <w:t xml:space="preserve"> et d’avis clients. Pipeline EfficientNetB3 (reconnaissance visuelle) combiné à une pile NLP — </w:t>
       </w:r>
       <w:proofErr w:type="spellStart"/>
       <w:r>
@@ -1634,17 +1484,7 @@
           <w:sz w:val="21"/>
           <w:szCs w:val="21"/>
         </w:rPr>
-        <w:t xml:space="preserve"> </w:t>
-      </w:r>
-      <w:proofErr w:type="gramStart"/>
-      <w:r>
-        <w:rPr>
-          <w:b/>
-          <w:bCs/>
-          <w:sz w:val="21"/>
-          <w:szCs w:val="21"/>
-        </w:rPr>
-        <w:t>AI</w:t>
+        <w:t xml:space="preserve"> AI</w:t>
       </w:r>
       <w:r>
         <w:rPr>
@@ -1652,16 +1492,7 @@
           <w:sz w:val="19"/>
           <w:szCs w:val="19"/>
         </w:rPr>
-        <w:t xml:space="preserve">  ·</w:t>
-      </w:r>
-      <w:proofErr w:type="gramEnd"/>
-      <w:r>
-        <w:rPr>
-          <w:color w:val="555555"/>
-          <w:sz w:val="19"/>
-          <w:szCs w:val="19"/>
-        </w:rPr>
-        <w:t xml:space="preserve">  </w:t>
+        <w:t xml:space="preserve">  ·  </w:t>
       </w:r>
       <w:proofErr w:type="spellStart"/>
       <w:r>
@@ -3369,7 +3200,6 @@
   <w:style w:type="character" w:default="1" w:styleId="DefaultParagraphFont">
     <w:name w:val="Default Paragraph Font"/>
     <w:uiPriority w:val="1"/>
-    <w:semiHidden/>
     <w:unhideWhenUsed/>
   </w:style>
   <w:style w:type="table" w:default="1" w:styleId="TableNormal">

--- a/CV_ChedyKorbi_FR.docx
+++ b/CV_ChedyKorbi_FR.docx
@@ -1,6 +1,6 @@
 
 <file path=word/document.xml><?xml version="1.0" encoding="utf-8"?>
-<w:document xmlns:wpc="http://schemas.microsoft.com/office/word/2010/wordprocessingCanvas" xmlns:cx="http://schemas.microsoft.com/office/drawing/2014/chartex" xmlns:cx1="http://schemas.microsoft.com/office/drawing/2015/9/8/chartex" xmlns:cx2="http://schemas.microsoft.com/office/drawing/2015/10/21/chartex" xmlns:cx3="http://schemas.microsoft.com/office/drawing/2016/5/9/chartex" xmlns:cx4="http://schemas.microsoft.com/office/drawing/2016/5/10/chartex" xmlns:cx5="http://schemas.microsoft.com/office/drawing/2016/5/11/chartex" xmlns:cx6="http://schemas.microsoft.com/office/drawing/2016/5/12/chartex" xmlns:cx7="http://schemas.microsoft.com/office/drawing/2016/5/13/chartex" xmlns:cx8="http://schemas.microsoft.com/office/drawing/2016/5/14/chartex" xmlns:mc="http://schemas.openxmlformats.org/markup-compatibility/2006" xmlns:aink="http://schemas.microsoft.com/office/drawing/2016/ink" xmlns:am3d="http://schemas.microsoft.com/office/drawing/2017/model3d" xmlns:o="urn:schemas-microsoft-com:office:office" xmlns:oel="http://schemas.microsoft.com/office/2019/extlst" xmlns:r="http://schemas.openxmlformats.org/officeDocument/2006/relationships" xmlns:m="http://schemas.openxmlformats.org/officeDocument/2006/math" xmlns:v="urn:schemas-microsoft-com:vml" xmlns:wp14="http://schemas.microsoft.com/office/word/2010/wordprocessingDrawing" xmlns:wp="http://schemas.openxmlformats.org/drawingml/2006/wordprocessingDrawing" xmlns:w10="urn:schemas-microsoft-com:office:word" xmlns:w="http://schemas.openxmlformats.org/wordprocessingml/2006/main" xmlns:w14="http://schemas.microsoft.com/office/word/2010/wordml" xmlns:w15="http://schemas.microsoft.com/office/word/2012/wordml" xmlns:w16cex="http://schemas.microsoft.com/office/word/2018/wordml/cex" xmlns:w16cid="http://schemas.microsoft.com/office/word/2016/wordml/cid" xmlns:w16="http://schemas.microsoft.com/office/word/2018/wordml" xmlns:w16sdtdh="http://schemas.microsoft.com/office/word/2020/wordml/sdtdatahash" xmlns:w16se="http://schemas.microsoft.com/office/word/2015/wordml/symex" xmlns:wpg="http://schemas.microsoft.com/office/word/2010/wordprocessingGroup" xmlns:wpi="http://schemas.microsoft.com/office/word/2010/wordprocessingInk" xmlns:wne="http://schemas.microsoft.com/office/word/2006/wordml" xmlns:wps="http://schemas.microsoft.com/office/word/2010/wordprocessingShape" mc:Ignorable="w14 w15 w16se w16cid w16 w16cex w16sdtdh wp14">
+<w:document xmlns:wpc="http://schemas.microsoft.com/office/word/2010/wordprocessingCanvas" xmlns:cx="http://schemas.microsoft.com/office/drawing/2014/chartex" xmlns:cx1="http://schemas.microsoft.com/office/drawing/2015/9/8/chartex" xmlns:cx2="http://schemas.microsoft.com/office/drawing/2015/10/21/chartex" xmlns:cx3="http://schemas.microsoft.com/office/drawing/2016/5/9/chartex" xmlns:cx4="http://schemas.microsoft.com/office/drawing/2016/5/10/chartex" xmlns:cx5="http://schemas.microsoft.com/office/drawing/2016/5/11/chartex" xmlns:cx6="http://schemas.microsoft.com/office/drawing/2016/5/12/chartex" xmlns:cx7="http://schemas.microsoft.com/office/drawing/2016/5/13/chartex" xmlns:cx8="http://schemas.microsoft.com/office/drawing/2016/5/14/chartex" xmlns:mc="http://schemas.openxmlformats.org/markup-compatibility/2006" xmlns:aink="http://schemas.microsoft.com/office/drawing/2016/ink" xmlns:am3d="http://schemas.microsoft.com/office/drawing/2017/model3d" xmlns:o="urn:schemas-microsoft-com:office:office" xmlns:oel="http://schemas.microsoft.com/office/2019/extlst" xmlns:r="http://schemas.openxmlformats.org/officeDocument/2006/relationships" xmlns:m="http://schemas.openxmlformats.org/officeDocument/2006/math" xmlns:v="urn:schemas-microsoft-com:vml" xmlns:wp14="http://schemas.microsoft.com/office/word/2010/wordprocessingDrawing" xmlns:wp="http://schemas.openxmlformats.org/drawingml/2006/wordprocessingDrawing" xmlns:w10="urn:schemas-microsoft-com:office:word" xmlns:w="http://schemas.openxmlformats.org/wordprocessingml/2006/main" xmlns:w14="http://schemas.microsoft.com/office/word/2010/wordml" xmlns:w15="http://schemas.microsoft.com/office/word/2012/wordml" xmlns:w16cex="http://schemas.microsoft.com/office/word/2018/wordml/cex" xmlns:w16cid="http://schemas.microsoft.com/office/word/2016/wordml/cid" xmlns:w16="http://schemas.microsoft.com/office/word/2018/wordml" xmlns:w16du="http://schemas.microsoft.com/office/word/2023/wordml/word16du" xmlns:w16sdtdh="http://schemas.microsoft.com/office/word/2020/wordml/sdtdatahash" xmlns:w16sdtfl="http://schemas.microsoft.com/office/word/2024/wordml/sdtformatlock" xmlns:w16se="http://schemas.microsoft.com/office/word/2015/wordml/symex" xmlns:wpg="http://schemas.microsoft.com/office/word/2010/wordprocessingGroup" xmlns:wpi="http://schemas.microsoft.com/office/word/2010/wordprocessingInk" xmlns:wne="http://schemas.microsoft.com/office/word/2006/wordml" xmlns:wps="http://schemas.microsoft.com/office/word/2010/wordprocessingShape" mc:Ignorable="w14 w15 w16se w16cid w16 w16cex w16sdtdh w16sdtfl w16du wp14">
   <w:body>
     <w:p>
       <w:pPr>
@@ -36,7 +36,27 @@
           <w:szCs w:val="21"/>
           <w:lang w:val="fr-FR"/>
         </w:rPr>
-        <w:t>Étudiant ingénieur — Big Data &amp; IA  ·  Développeur logiciel, IoT &amp; IA/ML</w:t>
+        <w:t xml:space="preserve">Étudiant ingénieur — Big Data &amp; </w:t>
+      </w:r>
+      <w:proofErr w:type="gramStart"/>
+      <w:r>
+        <w:rPr>
+          <w:color w:val="444444"/>
+          <w:sz w:val="21"/>
+          <w:szCs w:val="21"/>
+          <w:lang w:val="fr-FR"/>
+        </w:rPr>
+        <w:t>IA  ·</w:t>
+      </w:r>
+      <w:proofErr w:type="gramEnd"/>
+      <w:r>
+        <w:rPr>
+          <w:color w:val="444444"/>
+          <w:sz w:val="21"/>
+          <w:szCs w:val="21"/>
+          <w:lang w:val="fr-FR"/>
+        </w:rPr>
+        <w:t xml:space="preserve">  Développeur logiciel, IoT &amp; IA/ML</w:t>
       </w:r>
     </w:p>
     <w:p>
@@ -135,7 +155,19 @@
         <w:rPr>
           <w:lang w:val="fr-FR"/>
         </w:rPr>
-        <w:t>Étudiant en cycle ingénieur Big Data &amp; IA à Polytech International, titulaire d’une Licence en Systèmes Embarqués &amp; Développement Mobile. Solide expérience en développement logiciel</w:t>
+        <w:t xml:space="preserve">Étudiant en cycle </w:t>
+      </w:r>
+      <w:r>
+        <w:rPr>
+          <w:lang w:val="fr-FR"/>
+        </w:rPr>
+        <w:t>d’ingénieur</w:t>
+      </w:r>
+      <w:r>
+        <w:rPr>
+          <w:lang w:val="fr-FR"/>
+        </w:rPr>
+        <w:t xml:space="preserve"> Big Data &amp; IA à Polytech International, titulaire d’une Licence en Systèmes Embarqués &amp; Développement Mobile. Solide expérience en développement logiciel</w:t>
       </w:r>
       <w:r>
         <w:rPr>
@@ -159,19 +191,49 @@
         <w:rPr>
           <w:lang w:val="fr-FR"/>
         </w:rPr>
-        <w:t xml:space="preserve">acquise à travers plusieurs stages, projets freelance et collaborations en équipe sur des livrables réels avec des contraintes de délais. En construction active de mon profil IA/ML et data à travers des projets et certifications en cours. Curieux, autonome et toujours prêt à apprendre et évoluer. </w:t>
-      </w:r>
-      <w:r>
-        <w:rPr>
-          <w:lang w:val="fr-FR"/>
-        </w:rPr>
-        <w:t>A la recherche d’un s</w:t>
-      </w:r>
-      <w:r>
-        <w:rPr>
-          <w:lang w:val="fr-FR"/>
-        </w:rPr>
-        <w:t>tage été 2026 en IA/ML, data ou développement logiciel.</w:t>
+        <w:t xml:space="preserve">acquise à travers plusieurs stages, projets freelance et collaborations en équipe sur des livrables réels avec des contraintes de </w:t>
+      </w:r>
+      <w:r>
+        <w:rPr>
+          <w:lang w:val="fr-FR"/>
+        </w:rPr>
+        <w:t>délai</w:t>
+      </w:r>
+      <w:r>
+        <w:rPr>
+          <w:lang w:val="fr-FR"/>
+        </w:rPr>
+        <w:t xml:space="preserve">. En construction active de mon profil IA/ML et data à travers des projets et certifications en cours. Curieux, autonome et toujours prêt à apprendre et évoluer. </w:t>
+      </w:r>
+      <w:r>
+        <w:rPr>
+          <w:lang w:val="fr-FR"/>
+        </w:rPr>
+        <w:t>À</w:t>
+      </w:r>
+      <w:r>
+        <w:rPr>
+          <w:lang w:val="fr-FR"/>
+        </w:rPr>
+        <w:t xml:space="preserve"> la recherche d’un s</w:t>
+      </w:r>
+      <w:r>
+        <w:rPr>
+          <w:lang w:val="fr-FR"/>
+        </w:rPr>
+        <w:t xml:space="preserve">tage </w:t>
+      </w:r>
+      <w:r>
+        <w:rPr>
+          <w:lang w:val="fr-FR"/>
+        </w:rPr>
+        <w:t>d’été</w:t>
+      </w:r>
+      <w:r>
+        <w:rPr>
+          <w:lang w:val="fr-FR"/>
+        </w:rPr>
+        <w:t xml:space="preserve"> 2026 en IA/ML, data ou développement logiciel.</w:t>
       </w:r>
     </w:p>
     <w:p>
@@ -299,7 +361,19 @@
         <w:rPr>
           <w:lang w:val="fr-FR"/>
         </w:rPr>
-        <w:t>Plateforme halal bout-en-bout pour fournisseurs, restaurateurs et consommateurs (France &amp; Europe). Back-office admin pour la gestion des produits, lots, restaurants et l’allocation/suspension des certificats mensuels avec supervision logistique en temps réel. Application mobile Flutter deux profils : manager de restaurant scannant les lots reçus pour obtenir sa certification mensuelle, consommateur vérifiant la validité du certificat via QR code.</w:t>
+        <w:t xml:space="preserve">Plateforme halal bout-en-bout pour fournisseurs, restaurateurs et consommateurs (France &amp; Europe). Back-office admin pour la gestion des produits, lots, restaurants et </w:t>
+      </w:r>
+      <w:r>
+        <w:rPr>
+          <w:lang w:val="fr-FR"/>
+        </w:rPr>
+        <w:t xml:space="preserve">de </w:t>
+      </w:r>
+      <w:r>
+        <w:rPr>
+          <w:lang w:val="fr-FR"/>
+        </w:rPr>
+        <w:t>l’allocation/suspension des certificats mensuels avec supervision logistique en temps réel. Application mobile Flutter deux profils : manager de restaurant scannant les lots reçus pour obtenir sa certification mensuelle, consommateur vérifiant la validité du certificat via QR code</w:t>
       </w:r>
       <w:r>
         <w:rPr>
@@ -345,7 +419,29 @@
           <w:sz w:val="18"/>
           <w:szCs w:val="18"/>
         </w:rPr>
-        <w:t>Flutter · Next.js · Spring Boot · MySQL  · JWT · Firebase</w:t>
+        <w:t xml:space="preserve">Flutter · Next.js · Spring Boot · </w:t>
+      </w:r>
+      <w:proofErr w:type="gramStart"/>
+      <w:r>
+        <w:rPr>
+          <w:i/>
+          <w:iCs/>
+          <w:color w:val="555555"/>
+          <w:sz w:val="18"/>
+          <w:szCs w:val="18"/>
+        </w:rPr>
+        <w:t>MySQL  ·</w:t>
+      </w:r>
+      <w:proofErr w:type="gramEnd"/>
+      <w:r>
+        <w:rPr>
+          <w:i/>
+          <w:iCs/>
+          <w:color w:val="555555"/>
+          <w:sz w:val="18"/>
+          <w:szCs w:val="18"/>
+        </w:rPr>
+        <w:t xml:space="preserve"> JWT · Firebase</w:t>
       </w:r>
       <w:r>
         <w:rPr>
@@ -401,21 +497,14 @@
         <w:rPr>
           <w:lang w:val="fr-FR"/>
         </w:rPr>
-        <w:t xml:space="preserve"> ML basé sur </w:t>
-      </w:r>
-      <w:proofErr w:type="spellStart"/>
-      <w:r>
-        <w:rPr>
-          <w:lang w:val="fr-FR"/>
-        </w:rPr>
-        <w:t>Random</w:t>
-      </w:r>
-      <w:proofErr w:type="spellEnd"/>
-      <w:r>
-        <w:rPr>
-          <w:lang w:val="fr-FR"/>
-        </w:rPr>
-        <w:t xml:space="preserve"> Forest</w:t>
+        <w:t xml:space="preserve"> ML basé sur Random </w:t>
+      </w:r>
+      <w:proofErr w:type="gramStart"/>
+      <w:r>
+        <w:rPr>
+          <w:lang w:val="fr-FR"/>
+        </w:rPr>
+        <w:t>Forest</w:t>
       </w:r>
       <w:r>
         <w:rPr>
@@ -427,19 +516,52 @@
         <w:rPr>
           <w:lang w:val="fr-FR"/>
         </w:rPr>
-        <w:t xml:space="preserve"> régression pour le score qualité, classification pour le statut </w:t>
-      </w:r>
-      <w:r>
-        <w:rPr>
-          <w:lang w:val="fr-FR"/>
-        </w:rPr>
-        <w:t xml:space="preserve">, </w:t>
-      </w:r>
-      <w:r>
-        <w:rPr>
-          <w:lang w:val="fr-FR"/>
-        </w:rPr>
-        <w:t>entraîné sur la base de produits validée par l'experte, avec indicateurs de risque codes couleur explicables.</w:t>
+        <w:t xml:space="preserve"> régression</w:t>
+      </w:r>
+      <w:proofErr w:type="gramEnd"/>
+      <w:r>
+        <w:rPr>
+          <w:lang w:val="fr-FR"/>
+        </w:rPr>
+        <w:t xml:space="preserve"> pour le score qualité, classification pour le </w:t>
+      </w:r>
+      <w:proofErr w:type="gramStart"/>
+      <w:r>
+        <w:rPr>
+          <w:lang w:val="fr-FR"/>
+        </w:rPr>
+        <w:t xml:space="preserve">statut </w:t>
+      </w:r>
+      <w:r>
+        <w:rPr>
+          <w:lang w:val="fr-FR"/>
+        </w:rPr>
+        <w:t>,</w:t>
+      </w:r>
+      <w:proofErr w:type="gramEnd"/>
+      <w:r>
+        <w:rPr>
+          <w:lang w:val="fr-FR"/>
+        </w:rPr>
+        <w:t xml:space="preserve"> </w:t>
+      </w:r>
+      <w:r>
+        <w:rPr>
+          <w:lang w:val="fr-FR"/>
+        </w:rPr>
+        <w:t>entraîné sur la base de produits validée par l'experte, avec indicateurs de risque</w:t>
+      </w:r>
+      <w:r>
+        <w:rPr>
+          <w:lang w:val="fr-FR"/>
+        </w:rPr>
+        <w:t>,</w:t>
+      </w:r>
+      <w:r>
+        <w:rPr>
+          <w:lang w:val="fr-FR"/>
+        </w:rPr>
+        <w:t xml:space="preserve"> codes couleur explicables.</w:t>
       </w:r>
     </w:p>
     <w:p>
@@ -518,21 +640,7 @@
         <w:rPr>
           <w:lang w:val="fr-FR"/>
         </w:rPr>
-        <w:t xml:space="preserve">images) avec paiement </w:t>
-      </w:r>
-      <w:proofErr w:type="spellStart"/>
-      <w:r>
-        <w:rPr>
-          <w:lang w:val="fr-FR"/>
-        </w:rPr>
-        <w:t>Stripe</w:t>
-      </w:r>
-      <w:proofErr w:type="spellEnd"/>
-      <w:r>
-        <w:rPr>
-          <w:lang w:val="fr-FR"/>
-        </w:rPr>
-        <w:t xml:space="preserve"> et </w:t>
+        <w:t xml:space="preserve">images) avec paiement Stripe et </w:t>
       </w:r>
       <w:proofErr w:type="spellStart"/>
       <w:r>
@@ -608,19 +716,45 @@
           <w:szCs w:val="21"/>
           <w:lang w:val="fr-FR"/>
         </w:rPr>
-        <w:t>STAGE DE FIN D’ETUDES — IoT &amp; Full-Stack</w:t>
-      </w:r>
-      <w:r>
-        <w:rPr>
-          <w:sz w:val="21"/>
-          <w:szCs w:val="21"/>
-          <w:lang w:val="fr-FR"/>
-        </w:rPr>
-        <w:t xml:space="preserve">  ·  </w:t>
-      </w:r>
-      <w:proofErr w:type="spellStart"/>
-      <w:r>
-        <w:rPr>
+        <w:t xml:space="preserve">STAGE DE FIN </w:t>
+      </w:r>
+      <w:r>
+        <w:rPr>
+          <w:b/>
+          <w:bCs/>
+          <w:sz w:val="21"/>
+          <w:szCs w:val="21"/>
+          <w:lang w:val="fr-FR"/>
+        </w:rPr>
+        <w:t>D’ÉTUDES — IoT &amp; Full-</w:t>
+      </w:r>
+      <w:proofErr w:type="gramStart"/>
+      <w:r>
+        <w:rPr>
+          <w:b/>
+          <w:bCs/>
+          <w:sz w:val="21"/>
+          <w:szCs w:val="21"/>
+          <w:lang w:val="fr-FR"/>
+        </w:rPr>
+        <w:t>Stack  ·</w:t>
+      </w:r>
+      <w:proofErr w:type="gramEnd"/>
+      <w:r>
+        <w:rPr>
+          <w:b/>
+          <w:bCs/>
+          <w:sz w:val="21"/>
+          <w:szCs w:val="21"/>
+          <w:lang w:val="fr-FR"/>
+        </w:rPr>
+        <w:t xml:space="preserve">  </w:t>
+      </w:r>
+      <w:proofErr w:type="spellStart"/>
+      <w:r>
+        <w:rPr>
+          <w:b/>
+          <w:bCs/>
           <w:sz w:val="21"/>
           <w:szCs w:val="21"/>
           <w:lang w:val="fr-FR"/>
@@ -630,11 +764,24 @@
       <w:proofErr w:type="spellEnd"/>
       <w:r>
         <w:rPr>
+          <w:b/>
+          <w:bCs/>
           <w:sz w:val="21"/>
           <w:szCs w:val="21"/>
           <w:lang w:val="fr-FR"/>
         </w:rPr>
         <w:t xml:space="preserve"> Software</w:t>
+      </w:r>
+      <w:r>
+        <w:rPr>
+          <w:b/>
+          <w:bCs/>
+          <w:sz w:val="21"/>
+          <w:szCs w:val="21"/>
+          <w:lang w:val="fr-FR"/>
+        </w:rPr>
+        <w:tab/>
+        <w:t>janv. 2025 – juin</w:t>
       </w:r>
       <w:r>
         <w:rPr>
@@ -643,8 +790,7 @@
           <w:szCs w:val="19"/>
           <w:lang w:val="fr-FR"/>
         </w:rPr>
-        <w:tab/>
-        <w:t xml:space="preserve">Jan 2025 – Juin 2025  </w:t>
+        <w:t xml:space="preserve"> 2025  </w:t>
       </w:r>
     </w:p>
     <w:p>
@@ -667,7 +813,19 @@
         <w:rPr>
           <w:lang w:val="fr-FR"/>
         </w:rPr>
-        <w:t xml:space="preserve"> — écosystème IoT de santé animale : capteurs ESP32 collectant en continu données d’activité et paramètres vitaux, analysés par des modèles de régression et classification supervisés calibrés selon la race et l’âge de l’animal pour détecter toute déviation par rapport aux seuils optimaux. Application Android (GPS live, </w:t>
+        <w:t xml:space="preserve"> — écosystème IoT de santé animale : capteurs ESP32 collectant en continu </w:t>
+      </w:r>
+      <w:r>
+        <w:rPr>
+          <w:lang w:val="fr-FR"/>
+        </w:rPr>
+        <w:t>des données d’activité et des paramètres vitaux, analysés par des modèles de régression et de</w:t>
+      </w:r>
+      <w:r>
+        <w:rPr>
+          <w:lang w:val="fr-FR"/>
+        </w:rPr>
+        <w:t xml:space="preserve"> classification supervisés calibrés selon la race et l’âge de l’animal pour détecter toute déviation par rapport aux seuils optimaux. Application Android (GPS live, </w:t>
       </w:r>
       <w:proofErr w:type="spellStart"/>
       <w:r>
@@ -1021,15 +1179,35 @@
           <w:szCs w:val="21"/>
           <w:lang w:val="fr-FR"/>
         </w:rPr>
-        <w:t>Cycle Ingénieur — Big Data &amp; IA</w:t>
-      </w:r>
-      <w:r>
-        <w:rPr>
-          <w:sz w:val="21"/>
-          <w:szCs w:val="21"/>
-          <w:lang w:val="fr-FR"/>
-        </w:rPr>
-        <w:t xml:space="preserve">  ·  Polytech International</w:t>
+        <w:t xml:space="preserve">Cycle Ingénieur — Big Data &amp; </w:t>
+      </w:r>
+      <w:proofErr w:type="gramStart"/>
+      <w:r>
+        <w:rPr>
+          <w:b/>
+          <w:bCs/>
+          <w:sz w:val="21"/>
+          <w:szCs w:val="21"/>
+          <w:lang w:val="fr-FR"/>
+        </w:rPr>
+        <w:t>IA</w:t>
+      </w:r>
+      <w:r>
+        <w:rPr>
+          <w:sz w:val="21"/>
+          <w:szCs w:val="21"/>
+          <w:lang w:val="fr-FR"/>
+        </w:rPr>
+        <w:t xml:space="preserve">  ·</w:t>
+      </w:r>
+      <w:proofErr w:type="gramEnd"/>
+      <w:r>
+        <w:rPr>
+          <w:sz w:val="21"/>
+          <w:szCs w:val="21"/>
+          <w:lang w:val="fr-FR"/>
+        </w:rPr>
+        <w:t xml:space="preserve">  Polytech International</w:t>
       </w:r>
       <w:r>
         <w:rPr>
@@ -1039,7 +1217,27 @@
           <w:lang w:val="fr-FR"/>
         </w:rPr>
         <w:tab/>
-        <w:t>Sep 2025 – Présent  |  Tunis</w:t>
+        <w:t xml:space="preserve">Sep 2025 – </w:t>
+      </w:r>
+      <w:proofErr w:type="gramStart"/>
+      <w:r>
+        <w:rPr>
+          <w:color w:val="555555"/>
+          <w:sz w:val="19"/>
+          <w:szCs w:val="19"/>
+          <w:lang w:val="fr-FR"/>
+        </w:rPr>
+        <w:t>Présent  |</w:t>
+      </w:r>
+      <w:proofErr w:type="gramEnd"/>
+      <w:r>
+        <w:rPr>
+          <w:color w:val="555555"/>
+          <w:sz w:val="19"/>
+          <w:szCs w:val="19"/>
+          <w:lang w:val="fr-FR"/>
+        </w:rPr>
+        <w:t xml:space="preserve">  Tunis</w:t>
       </w:r>
     </w:p>
     <w:p>
@@ -1076,15 +1274,35 @@
           <w:szCs w:val="21"/>
           <w:lang w:val="fr-FR"/>
         </w:rPr>
-        <w:t>Licence — Systèmes Embarqués &amp; Développement Mobile</w:t>
-      </w:r>
-      <w:r>
-        <w:rPr>
-          <w:sz w:val="21"/>
-          <w:szCs w:val="21"/>
-          <w:lang w:val="fr-FR"/>
-        </w:rPr>
-        <w:t xml:space="preserve">  ·  ISET Charguia</w:t>
+        <w:t xml:space="preserve">Licence — Systèmes Embarqués &amp; Développement </w:t>
+      </w:r>
+      <w:proofErr w:type="gramStart"/>
+      <w:r>
+        <w:rPr>
+          <w:b/>
+          <w:bCs/>
+          <w:sz w:val="21"/>
+          <w:szCs w:val="21"/>
+          <w:lang w:val="fr-FR"/>
+        </w:rPr>
+        <w:t>Mobile</w:t>
+      </w:r>
+      <w:r>
+        <w:rPr>
+          <w:sz w:val="21"/>
+          <w:szCs w:val="21"/>
+          <w:lang w:val="fr-FR"/>
+        </w:rPr>
+        <w:t xml:space="preserve">  ·</w:t>
+      </w:r>
+      <w:proofErr w:type="gramEnd"/>
+      <w:r>
+        <w:rPr>
+          <w:sz w:val="21"/>
+          <w:szCs w:val="21"/>
+          <w:lang w:val="fr-FR"/>
+        </w:rPr>
+        <w:t xml:space="preserve">  ISET Charguia</w:t>
       </w:r>
       <w:r>
         <w:rPr>
@@ -1094,7 +1312,27 @@
           <w:lang w:val="fr-FR"/>
         </w:rPr>
         <w:tab/>
-        <w:t>2022 – 2025  |  Tunis</w:t>
+        <w:t xml:space="preserve">2022 – </w:t>
+      </w:r>
+      <w:proofErr w:type="gramStart"/>
+      <w:r>
+        <w:rPr>
+          <w:color w:val="555555"/>
+          <w:sz w:val="19"/>
+          <w:szCs w:val="19"/>
+          <w:lang w:val="fr-FR"/>
+        </w:rPr>
+        <w:t>2025  |</w:t>
+      </w:r>
+      <w:proofErr w:type="gramEnd"/>
+      <w:r>
+        <w:rPr>
+          <w:color w:val="555555"/>
+          <w:sz w:val="19"/>
+          <w:szCs w:val="19"/>
+          <w:lang w:val="fr-FR"/>
+        </w:rPr>
+        <w:t xml:space="preserve">  Tunis</w:t>
       </w:r>
     </w:p>
     <w:p>
@@ -1109,7 +1347,21 @@
         <w:rPr>
           <w:lang w:val="fr-FR"/>
         </w:rPr>
-        <w:t>Moyenne 16,78/20 . Modules clés : IoT, C/C++ embarqué, développement Android, réseaux informatiques.</w:t>
+        <w:t>Moyenne 16,78/</w:t>
+      </w:r>
+      <w:proofErr w:type="gramStart"/>
+      <w:r>
+        <w:rPr>
+          <w:lang w:val="fr-FR"/>
+        </w:rPr>
+        <w:t>20 .</w:t>
+      </w:r>
+      <w:proofErr w:type="gramEnd"/>
+      <w:r>
+        <w:rPr>
+          <w:lang w:val="fr-FR"/>
+        </w:rPr>
+        <w:t xml:space="preserve"> Modules clés : IoT, C/C++ embarqué, développement Android, réseaux informatiques.</w:t>
       </w:r>
     </w:p>
     <w:p>
@@ -1169,7 +1421,16 @@
           <w:szCs w:val="21"/>
           <w:lang w:val="fr-FR"/>
         </w:rPr>
-        <w:t xml:space="preserve"> ·</w:t>
+        <w:t xml:space="preserve"> </w:t>
+      </w:r>
+      <w:proofErr w:type="gramStart"/>
+      <w:r>
+        <w:rPr>
+          <w:sz w:val="21"/>
+          <w:szCs w:val="21"/>
+          <w:lang w:val="fr-FR"/>
+        </w:rPr>
+        <w:t>·</w:t>
       </w:r>
       <w:r>
         <w:rPr>
@@ -1185,18 +1446,17 @@
           <w:szCs w:val="21"/>
           <w:lang w:val="fr-FR"/>
         </w:rPr>
-        <w:t xml:space="preserve">Lycée Marsa Saada Ali </w:t>
-      </w:r>
-      <w:proofErr w:type="spellStart"/>
-      <w:r>
-        <w:rPr>
-          <w:sz w:val="21"/>
-          <w:szCs w:val="21"/>
-          <w:lang w:val="fr-FR"/>
-        </w:rPr>
-        <w:t>Douagi</w:t>
-      </w:r>
-      <w:proofErr w:type="spellEnd"/>
+        <w:t>Lycée</w:t>
+      </w:r>
+      <w:proofErr w:type="gramEnd"/>
+      <w:r>
+        <w:rPr>
+          <w:sz w:val="21"/>
+          <w:szCs w:val="21"/>
+          <w:lang w:val="fr-FR"/>
+        </w:rPr>
+        <w:t xml:space="preserve"> Marsa Saada Ali Douagi</w:t>
+      </w:r>
       <w:r>
         <w:rPr>
           <w:color w:val="555555"/>
@@ -1223,8 +1483,9 @@
           <w:szCs w:val="19"/>
           <w:lang w:val="fr-FR"/>
         </w:rPr>
-        <w:t xml:space="preserve"> – 202</w:t>
-      </w:r>
+        <w:t xml:space="preserve"> – </w:t>
+      </w:r>
+      <w:proofErr w:type="gramStart"/>
       <w:r>
         <w:rPr>
           <w:color w:val="555555"/>
@@ -1232,7 +1493,7 @@
           <w:szCs w:val="19"/>
           <w:lang w:val="fr-FR"/>
         </w:rPr>
-        <w:t>2</w:t>
+        <w:t>202</w:t>
       </w:r>
       <w:r>
         <w:rPr>
@@ -1241,7 +1502,26 @@
           <w:szCs w:val="19"/>
           <w:lang w:val="fr-FR"/>
         </w:rPr>
-        <w:t xml:space="preserve">  |  Tunis</w:t>
+        <w:t>2</w:t>
+      </w:r>
+      <w:r>
+        <w:rPr>
+          <w:color w:val="555555"/>
+          <w:sz w:val="19"/>
+          <w:szCs w:val="19"/>
+          <w:lang w:val="fr-FR"/>
+        </w:rPr>
+        <w:t xml:space="preserve">  |</w:t>
+      </w:r>
+      <w:proofErr w:type="gramEnd"/>
+      <w:r>
+        <w:rPr>
+          <w:color w:val="555555"/>
+          <w:sz w:val="19"/>
+          <w:szCs w:val="19"/>
+          <w:lang w:val="fr-FR"/>
+        </w:rPr>
+        <w:t xml:space="preserve">  Tunis</w:t>
       </w:r>
     </w:p>
     <w:p>
@@ -1302,7 +1582,18 @@
           <w:szCs w:val="21"/>
           <w:lang w:val="fr-FR"/>
         </w:rPr>
-        <w:t>Générateur de Rapports Intelligent</w:t>
+        <w:t xml:space="preserve">Générateur de Rapports </w:t>
+      </w:r>
+      <w:proofErr w:type="gramStart"/>
+      <w:r>
+        <w:rPr>
+          <w:b/>
+          <w:bCs/>
+          <w:sz w:val="21"/>
+          <w:szCs w:val="21"/>
+          <w:lang w:val="fr-FR"/>
+        </w:rPr>
+        <w:t>Intelligent</w:t>
       </w:r>
       <w:r>
         <w:rPr>
@@ -1311,17 +1602,48 @@
           <w:szCs w:val="19"/>
           <w:lang w:val="fr-FR"/>
         </w:rPr>
-        <w:t xml:space="preserve">  ·  Capstone Samsung Innovation Campus</w:t>
-      </w:r>
-      <w:r>
-        <w:rPr>
-          <w:b/>
-          <w:bCs/>
+        <w:t xml:space="preserve">  ·</w:t>
+      </w:r>
+      <w:proofErr w:type="gramEnd"/>
+      <w:r>
+        <w:rPr>
+          <w:color w:val="555555"/>
           <w:sz w:val="19"/>
           <w:szCs w:val="19"/>
           <w:lang w:val="fr-FR"/>
         </w:rPr>
-        <w:t xml:space="preserve">  —  Score 94 % — Top 6 %</w:t>
+        <w:t xml:space="preserve">  Capstone Samsung Innovation </w:t>
+      </w:r>
+      <w:proofErr w:type="gramStart"/>
+      <w:r>
+        <w:rPr>
+          <w:color w:val="555555"/>
+          <w:sz w:val="19"/>
+          <w:szCs w:val="19"/>
+          <w:lang w:val="fr-FR"/>
+        </w:rPr>
+        <w:t>Campus</w:t>
+      </w:r>
+      <w:r>
+        <w:rPr>
+          <w:b/>
+          <w:bCs/>
+          <w:sz w:val="19"/>
+          <w:szCs w:val="19"/>
+          <w:lang w:val="fr-FR"/>
+        </w:rPr>
+        <w:t xml:space="preserve">  —</w:t>
+      </w:r>
+      <w:proofErr w:type="gramEnd"/>
+      <w:r>
+        <w:rPr>
+          <w:b/>
+          <w:bCs/>
+          <w:sz w:val="19"/>
+          <w:szCs w:val="19"/>
+          <w:lang w:val="fr-FR"/>
+        </w:rPr>
+        <w:t xml:space="preserve">  Score 94 % — Top 6 %</w:t>
       </w:r>
     </w:p>
     <w:p>
@@ -1335,14 +1657,12 @@
         </w:rPr>
         <w:t xml:space="preserve">Système IA </w:t>
       </w:r>
-      <w:proofErr w:type="spellStart"/>
-      <w:r>
-        <w:rPr>
-          <w:lang w:val="fr-FR"/>
-        </w:rPr>
-        <w:t>multi-modal</w:t>
-      </w:r>
-      <w:proofErr w:type="spellEnd"/>
+      <w:r>
+        <w:rPr>
+          <w:lang w:val="fr-FR"/>
+        </w:rPr>
+        <w:t>multimodal</w:t>
+      </w:r>
       <w:r>
         <w:rPr>
           <w:lang w:val="fr-FR"/>
@@ -1466,25 +1786,24 @@
         <w:spacing w:before="140" w:after="18"/>
         <w:jc w:val="both"/>
       </w:pPr>
-      <w:proofErr w:type="spellStart"/>
-      <w:r>
-        <w:rPr>
-          <w:b/>
-          <w:bCs/>
-          <w:sz w:val="21"/>
-          <w:szCs w:val="21"/>
-        </w:rPr>
-        <w:t>GetHired</w:t>
-      </w:r>
-      <w:proofErr w:type="spellEnd"/>
-      <w:r>
-        <w:rPr>
-          <w:b/>
-          <w:bCs/>
-          <w:sz w:val="21"/>
-          <w:szCs w:val="21"/>
-        </w:rPr>
-        <w:t xml:space="preserve"> AI</w:t>
+      <w:r>
+        <w:rPr>
+          <w:b/>
+          <w:bCs/>
+          <w:sz w:val="21"/>
+          <w:szCs w:val="21"/>
+        </w:rPr>
+        <w:t xml:space="preserve">GetHired </w:t>
+      </w:r>
+      <w:proofErr w:type="gramStart"/>
+      <w:r>
+        <w:rPr>
+          <w:b/>
+          <w:bCs/>
+          <w:sz w:val="21"/>
+          <w:szCs w:val="21"/>
+        </w:rPr>
+        <w:t>AI</w:t>
       </w:r>
       <w:r>
         <w:rPr>
@@ -1492,43 +1811,78 @@
           <w:sz w:val="19"/>
           <w:szCs w:val="19"/>
         </w:rPr>
-        <w:t xml:space="preserve">  ·  </w:t>
-      </w:r>
-      <w:proofErr w:type="spellStart"/>
+        <w:t xml:space="preserve">  ·</w:t>
+      </w:r>
+      <w:proofErr w:type="gramEnd"/>
       <w:r>
         <w:rPr>
           <w:color w:val="555555"/>
           <w:sz w:val="19"/>
           <w:szCs w:val="19"/>
         </w:rPr>
-        <w:t>Plateforme</w:t>
-      </w:r>
-      <w:proofErr w:type="spellEnd"/>
+        <w:t xml:space="preserve">  </w:t>
+      </w:r>
+      <w:proofErr w:type="spellStart"/>
       <w:r>
         <w:rPr>
           <w:color w:val="555555"/>
           <w:sz w:val="19"/>
           <w:szCs w:val="19"/>
         </w:rPr>
-        <w:t xml:space="preserve"> de </w:t>
-      </w:r>
-      <w:proofErr w:type="spellStart"/>
+        <w:t>Projet</w:t>
+      </w:r>
+      <w:proofErr w:type="spellEnd"/>
       <w:r>
         <w:rPr>
           <w:color w:val="555555"/>
           <w:sz w:val="19"/>
           <w:szCs w:val="19"/>
         </w:rPr>
-        <w:t>recrutement</w:t>
-      </w:r>
-      <w:proofErr w:type="spellEnd"/>
+        <w:t xml:space="preserve"> academies </w:t>
+      </w:r>
+      <w:proofErr w:type="spellStart"/>
       <w:r>
         <w:rPr>
           <w:color w:val="555555"/>
           <w:sz w:val="19"/>
           <w:szCs w:val="19"/>
         </w:rPr>
+        <w:t>Plateforme</w:t>
+      </w:r>
+      <w:proofErr w:type="spellEnd"/>
+      <w:r>
+        <w:rPr>
+          <w:color w:val="555555"/>
+          <w:sz w:val="19"/>
+          <w:szCs w:val="19"/>
+        </w:rPr>
+        <w:t xml:space="preserve"> de </w:t>
+      </w:r>
+      <w:proofErr w:type="spellStart"/>
+      <w:r>
+        <w:rPr>
+          <w:color w:val="555555"/>
+          <w:sz w:val="19"/>
+          <w:szCs w:val="19"/>
+        </w:rPr>
+        <w:t>recrutement</w:t>
+      </w:r>
+      <w:proofErr w:type="spellEnd"/>
+      <w:r>
+        <w:rPr>
+          <w:color w:val="555555"/>
+          <w:sz w:val="19"/>
+          <w:szCs w:val="19"/>
+        </w:rPr>
         <w:t xml:space="preserve"> IA Full-Stack</w:t>
+      </w:r>
+      <w:r>
+        <w:rPr>
+          <w:color w:val="555555"/>
+          <w:sz w:val="19"/>
+          <w:szCs w:val="19"/>
+        </w:rPr>
+        <w:t xml:space="preserve"> </w:t>
       </w:r>
     </w:p>
     <w:p>
@@ -1579,6 +1933,11 @@
         <w:spacing w:before="6" w:after="60"/>
         <w:jc w:val="both"/>
         <w:rPr>
+          <w:i/>
+          <w:iCs/>
+          <w:color w:val="555555"/>
+          <w:sz w:val="18"/>
+          <w:szCs w:val="18"/>
           <w:lang w:val="fr-FR"/>
         </w:rPr>
       </w:pPr>
@@ -1664,6 +2023,728 @@
           <w:lang w:val="fr-FR"/>
         </w:rPr>
         <w:t xml:space="preserve"> · JWT</w:t>
+      </w:r>
+    </w:p>
+    <w:p>
+      <w:pPr>
+        <w:spacing w:before="6" w:after="60"/>
+        <w:rPr>
+          <w:i/>
+          <w:iCs/>
+          <w:color w:val="000000" w:themeColor="text1"/>
+          <w:sz w:val="21"/>
+          <w:szCs w:val="21"/>
+          <w:lang w:val="fr-FR"/>
+        </w:rPr>
+      </w:pPr>
+    </w:p>
+    <w:p>
+      <w:pPr>
+        <w:spacing w:before="6" w:after="60"/>
+        <w:rPr>
+          <w:color w:val="000000" w:themeColor="text1"/>
+          <w:sz w:val="18"/>
+          <w:szCs w:val="18"/>
+          <w:lang w:val="fr-FR"/>
+        </w:rPr>
+      </w:pPr>
+      <w:r>
+        <w:rPr>
+          <w:b/>
+          <w:bCs/>
+          <w:color w:val="000000" w:themeColor="text1"/>
+          <w:sz w:val="21"/>
+          <w:szCs w:val="21"/>
+          <w:lang w:val="fr-FR"/>
+        </w:rPr>
+        <w:t>Aether Analyst · Agent IA d’Analyse de Données &amp; RAG Local</w:t>
+      </w:r>
+      <w:r>
+        <w:rPr>
+          <w:color w:val="000000" w:themeColor="text1"/>
+          <w:lang w:val="fr-FR"/>
+        </w:rPr>
+        <w:t xml:space="preserve"> </w:t>
+      </w:r>
+      <w:r>
+        <w:rPr>
+          <w:color w:val="555555"/>
+          <w:lang w:val="fr-FR"/>
+        </w:rPr>
+        <w:t>· Projet Personnel</w:t>
+      </w:r>
+      <w:r>
+        <w:rPr>
+          <w:color w:val="555555"/>
+          <w:lang w:val="fr-FR"/>
+        </w:rPr>
+        <w:br/>
+      </w:r>
+      <w:r>
+        <w:rPr>
+          <w:color w:val="000000" w:themeColor="text1"/>
+          <w:lang w:val="fr-FR"/>
+        </w:rPr>
+        <w:t xml:space="preserve">Plateforme IA de data </w:t>
+      </w:r>
+      <w:proofErr w:type="spellStart"/>
+      <w:r>
+        <w:rPr>
+          <w:color w:val="000000" w:themeColor="text1"/>
+          <w:lang w:val="fr-FR"/>
+        </w:rPr>
+        <w:t>analytics</w:t>
+      </w:r>
+      <w:proofErr w:type="spellEnd"/>
+      <w:r>
+        <w:rPr>
+          <w:color w:val="000000" w:themeColor="text1"/>
+          <w:lang w:val="fr-FR"/>
+        </w:rPr>
+        <w:t xml:space="preserve"> combinant analyse autonome de </w:t>
+      </w:r>
+      <w:proofErr w:type="spellStart"/>
+      <w:r>
+        <w:rPr>
+          <w:color w:val="000000" w:themeColor="text1"/>
+          <w:lang w:val="fr-FR"/>
+        </w:rPr>
+        <w:t>datasets</w:t>
+      </w:r>
+      <w:proofErr w:type="spellEnd"/>
+      <w:r>
+        <w:rPr>
+          <w:color w:val="000000" w:themeColor="text1"/>
+          <w:lang w:val="fr-FR"/>
+        </w:rPr>
+        <w:t xml:space="preserve"> et pipelines RAG locaux pour documents et données structurées. Développement d’un workflow agentique </w:t>
+      </w:r>
+      <w:proofErr w:type="spellStart"/>
+      <w:r>
+        <w:rPr>
+          <w:color w:val="000000" w:themeColor="text1"/>
+          <w:lang w:val="fr-FR"/>
+        </w:rPr>
+        <w:t>LangGraph</w:t>
+      </w:r>
+      <w:proofErr w:type="spellEnd"/>
+      <w:r>
+        <w:rPr>
+          <w:color w:val="000000" w:themeColor="text1"/>
+          <w:lang w:val="fr-FR"/>
+        </w:rPr>
+        <w:t xml:space="preserve"> capable de générer et exécuter du code Python de manière sécurisée, corriger automatiquement les erreurs et produire insights, visualisations et rapports. Implémentation d’un système de recherche contextuelle basé sur </w:t>
+      </w:r>
+      <w:proofErr w:type="spellStart"/>
+      <w:r>
+        <w:rPr>
+          <w:color w:val="000000" w:themeColor="text1"/>
+          <w:lang w:val="fr-FR"/>
+        </w:rPr>
+        <w:t>embeddings</w:t>
+      </w:r>
+      <w:proofErr w:type="spellEnd"/>
+      <w:r>
+        <w:rPr>
+          <w:color w:val="000000" w:themeColor="text1"/>
+          <w:lang w:val="fr-FR"/>
+        </w:rPr>
+        <w:t xml:space="preserve"> + </w:t>
+      </w:r>
+      <w:proofErr w:type="spellStart"/>
+      <w:r>
+        <w:rPr>
+          <w:color w:val="000000" w:themeColor="text1"/>
+          <w:lang w:val="fr-FR"/>
+        </w:rPr>
+        <w:t>vector</w:t>
+      </w:r>
+      <w:proofErr w:type="spellEnd"/>
+      <w:r>
+        <w:rPr>
+          <w:color w:val="000000" w:themeColor="text1"/>
+          <w:lang w:val="fr-FR"/>
+        </w:rPr>
+        <w:t xml:space="preserve"> </w:t>
+      </w:r>
+      <w:proofErr w:type="spellStart"/>
+      <w:r>
+        <w:rPr>
+          <w:color w:val="000000" w:themeColor="text1"/>
+          <w:lang w:val="fr-FR"/>
+        </w:rPr>
+        <w:t>search</w:t>
+      </w:r>
+      <w:proofErr w:type="spellEnd"/>
+      <w:r>
+        <w:rPr>
+          <w:color w:val="000000" w:themeColor="text1"/>
+          <w:lang w:val="fr-FR"/>
+        </w:rPr>
+        <w:t xml:space="preserve"> avec exécution 100 % locale via Ollama pour garantir confidentialité et indépendance cloud.</w:t>
+      </w:r>
+      <w:r>
+        <w:rPr>
+          <w:color w:val="000000" w:themeColor="text1"/>
+          <w:lang w:val="fr-FR"/>
+        </w:rPr>
+        <w:br/>
+      </w:r>
+      <w:r>
+        <w:rPr>
+          <w:i/>
+          <w:iCs/>
+          <w:color w:val="3A3A3A" w:themeColor="background2" w:themeShade="40"/>
+          <w:sz w:val="18"/>
+          <w:szCs w:val="18"/>
+        </w:rPr>
+        <w:t xml:space="preserve">Python · </w:t>
+      </w:r>
+      <w:proofErr w:type="spellStart"/>
+      <w:r>
+        <w:rPr>
+          <w:i/>
+          <w:iCs/>
+          <w:color w:val="3A3A3A" w:themeColor="background2" w:themeShade="40"/>
+          <w:sz w:val="18"/>
+          <w:szCs w:val="18"/>
+        </w:rPr>
+        <w:t>LangGraph</w:t>
+      </w:r>
+      <w:proofErr w:type="spellEnd"/>
+      <w:r>
+        <w:rPr>
+          <w:i/>
+          <w:iCs/>
+          <w:color w:val="3A3A3A" w:themeColor="background2" w:themeShade="40"/>
+          <w:sz w:val="18"/>
+          <w:szCs w:val="18"/>
+        </w:rPr>
+        <w:t xml:space="preserve"> · </w:t>
+      </w:r>
+      <w:proofErr w:type="spellStart"/>
+      <w:r>
+        <w:rPr>
+          <w:i/>
+          <w:iCs/>
+          <w:color w:val="3A3A3A" w:themeColor="background2" w:themeShade="40"/>
+          <w:sz w:val="18"/>
+          <w:szCs w:val="18"/>
+        </w:rPr>
+        <w:t>LangChain</w:t>
+      </w:r>
+      <w:proofErr w:type="spellEnd"/>
+      <w:r>
+        <w:rPr>
+          <w:i/>
+          <w:iCs/>
+          <w:color w:val="3A3A3A" w:themeColor="background2" w:themeShade="40"/>
+          <w:sz w:val="18"/>
+          <w:szCs w:val="18"/>
+        </w:rPr>
+        <w:t xml:space="preserve"> · </w:t>
+      </w:r>
+      <w:proofErr w:type="spellStart"/>
+      <w:r>
+        <w:rPr>
+          <w:i/>
+          <w:iCs/>
+          <w:color w:val="3A3A3A" w:themeColor="background2" w:themeShade="40"/>
+          <w:sz w:val="18"/>
+          <w:szCs w:val="18"/>
+        </w:rPr>
+        <w:t>Ollama</w:t>
+      </w:r>
+      <w:proofErr w:type="spellEnd"/>
+      <w:r>
+        <w:rPr>
+          <w:i/>
+          <w:iCs/>
+          <w:color w:val="3A3A3A" w:themeColor="background2" w:themeShade="40"/>
+          <w:sz w:val="18"/>
+          <w:szCs w:val="18"/>
+        </w:rPr>
+        <w:t xml:space="preserve"> · Qwen</w:t>
+      </w:r>
+      <w:r>
+        <w:rPr>
+          <w:i/>
+          <w:iCs/>
+          <w:color w:val="3A3A3A" w:themeColor="background2" w:themeShade="40"/>
+          <w:sz w:val="18"/>
+          <w:szCs w:val="18"/>
+        </w:rPr>
+        <w:t>3</w:t>
+      </w:r>
+      <w:r>
+        <w:rPr>
+          <w:i/>
+          <w:iCs/>
+          <w:color w:val="3A3A3A" w:themeColor="background2" w:themeShade="40"/>
+          <w:sz w:val="18"/>
+          <w:szCs w:val="18"/>
+        </w:rPr>
+        <w:t xml:space="preserve">.5 · FAISS · </w:t>
+      </w:r>
+      <w:proofErr w:type="spellStart"/>
+      <w:r>
+        <w:rPr>
+          <w:i/>
+          <w:iCs/>
+          <w:color w:val="3A3A3A" w:themeColor="background2" w:themeShade="40"/>
+          <w:sz w:val="18"/>
+          <w:szCs w:val="18"/>
+        </w:rPr>
+        <w:t>SentenceTransformers</w:t>
+      </w:r>
+      <w:proofErr w:type="spellEnd"/>
+      <w:r>
+        <w:rPr>
+          <w:i/>
+          <w:iCs/>
+          <w:color w:val="3A3A3A" w:themeColor="background2" w:themeShade="40"/>
+          <w:sz w:val="18"/>
+          <w:szCs w:val="18"/>
+        </w:rPr>
+        <w:t xml:space="preserve"> · Pandas · Plotly · </w:t>
+      </w:r>
+      <w:proofErr w:type="spellStart"/>
+      <w:r>
+        <w:rPr>
+          <w:i/>
+          <w:iCs/>
+          <w:color w:val="3A3A3A" w:themeColor="background2" w:themeShade="40"/>
+          <w:sz w:val="18"/>
+          <w:szCs w:val="18"/>
+        </w:rPr>
+        <w:t>Streamlit</w:t>
+      </w:r>
+      <w:proofErr w:type="spellEnd"/>
+      <w:r>
+        <w:rPr>
+          <w:i/>
+          <w:iCs/>
+          <w:color w:val="3A3A3A" w:themeColor="background2" w:themeShade="40"/>
+          <w:sz w:val="18"/>
+          <w:szCs w:val="18"/>
+        </w:rPr>
+        <w:t xml:space="preserve"> · RAG · Agentic AI</w:t>
+      </w:r>
+      <w:r>
+        <w:rPr>
+          <w:color w:val="000000" w:themeColor="text1"/>
+          <w:sz w:val="18"/>
+          <w:szCs w:val="18"/>
+        </w:rPr>
+        <w:tab/>
+      </w:r>
+    </w:p>
+    <w:p>
+      <w:pPr>
+        <w:spacing w:before="140" w:after="18"/>
+        <w:jc w:val="both"/>
+        <w:rPr>
+          <w:lang w:val="fr-FR"/>
+        </w:rPr>
+      </w:pPr>
+      <w:r>
+        <w:rPr>
+          <w:b/>
+          <w:bCs/>
+          <w:lang w:val="fr-FR"/>
+        </w:rPr>
+        <w:t xml:space="preserve">Plateforme de segmentation Client </w:t>
+      </w:r>
+      <w:proofErr w:type="gramStart"/>
+      <w:r>
+        <w:rPr>
+          <w:b/>
+          <w:bCs/>
+          <w:sz w:val="21"/>
+          <w:szCs w:val="21"/>
+          <w:lang w:val="fr-FR"/>
+        </w:rPr>
+        <w:t>AI</w:t>
+      </w:r>
+      <w:r>
+        <w:rPr>
+          <w:color w:val="555555"/>
+          <w:sz w:val="19"/>
+          <w:szCs w:val="19"/>
+          <w:lang w:val="fr-FR"/>
+        </w:rPr>
+        <w:t xml:space="preserve">  ·</w:t>
+      </w:r>
+      <w:proofErr w:type="gramEnd"/>
+      <w:r>
+        <w:rPr>
+          <w:color w:val="555555"/>
+          <w:sz w:val="19"/>
+          <w:szCs w:val="19"/>
+          <w:lang w:val="fr-FR"/>
+        </w:rPr>
+        <w:t xml:space="preserve"> P</w:t>
+      </w:r>
+      <w:r>
+        <w:rPr>
+          <w:color w:val="555555"/>
+          <w:sz w:val="19"/>
+          <w:szCs w:val="19"/>
+          <w:lang w:val="fr-FR"/>
+        </w:rPr>
+        <w:t xml:space="preserve">rojet </w:t>
+      </w:r>
+      <w:r>
+        <w:rPr>
+          <w:color w:val="555555"/>
+          <w:sz w:val="19"/>
+          <w:szCs w:val="19"/>
+          <w:lang w:val="fr-FR"/>
+        </w:rPr>
+        <w:t>personnelle</w:t>
+      </w:r>
+      <w:r>
+        <w:rPr>
+          <w:color w:val="555555"/>
+          <w:sz w:val="19"/>
+          <w:szCs w:val="19"/>
+          <w:lang w:val="fr-FR"/>
+        </w:rPr>
+        <w:tab/>
+      </w:r>
+      <w:r>
+        <w:rPr>
+          <w:lang w:val="fr-FR"/>
+        </w:rPr>
+        <w:br/>
+        <w:t xml:space="preserve">Conception et déploiement d’un système de segmentation client prêt pour la production, de la donnée </w:t>
+      </w:r>
+      <w:proofErr w:type="spellStart"/>
+      <w:r>
+        <w:rPr>
+          <w:lang w:val="fr-FR"/>
+        </w:rPr>
+        <w:t>retail</w:t>
+      </w:r>
+      <w:proofErr w:type="spellEnd"/>
+      <w:r>
+        <w:rPr>
+          <w:lang w:val="fr-FR"/>
+        </w:rPr>
+        <w:t xml:space="preserve"> brute à une application </w:t>
+      </w:r>
+      <w:proofErr w:type="spellStart"/>
+      <w:r>
+        <w:rPr>
+          <w:lang w:val="fr-FR"/>
+        </w:rPr>
+        <w:t>FastAPI</w:t>
+      </w:r>
+      <w:proofErr w:type="spellEnd"/>
+      <w:r>
+        <w:rPr>
+          <w:lang w:val="fr-FR"/>
+        </w:rPr>
+        <w:t xml:space="preserve"> + </w:t>
+      </w:r>
+      <w:proofErr w:type="spellStart"/>
+      <w:r>
+        <w:rPr>
+          <w:lang w:val="fr-FR"/>
+        </w:rPr>
+        <w:t>Streamlit</w:t>
+      </w:r>
+      <w:proofErr w:type="spellEnd"/>
+      <w:r>
+        <w:rPr>
+          <w:lang w:val="fr-FR"/>
+        </w:rPr>
+        <w:t xml:space="preserve">. Réalisation de la chaîne complète (EDA, ETL, </w:t>
+      </w:r>
+      <w:proofErr w:type="spellStart"/>
+      <w:r>
+        <w:rPr>
+          <w:lang w:val="fr-FR"/>
+        </w:rPr>
+        <w:t>feature</w:t>
+      </w:r>
+      <w:proofErr w:type="spellEnd"/>
+      <w:r>
+        <w:rPr>
+          <w:lang w:val="fr-FR"/>
+        </w:rPr>
+        <w:t xml:space="preserve"> engineering, clustering </w:t>
+      </w:r>
+      <w:proofErr w:type="spellStart"/>
+      <w:r>
+        <w:rPr>
+          <w:lang w:val="fr-FR"/>
+        </w:rPr>
+        <w:t>KMeans</w:t>
+      </w:r>
+      <w:proofErr w:type="spellEnd"/>
+      <w:r>
+        <w:rPr>
+          <w:lang w:val="fr-FR"/>
+        </w:rPr>
+        <w:t xml:space="preserve">, validation, explicabilité, déploiement Docker) pour le </w:t>
+      </w:r>
+      <w:proofErr w:type="spellStart"/>
+      <w:r>
+        <w:rPr>
+          <w:lang w:val="fr-FR"/>
+        </w:rPr>
+        <w:t>scoring</w:t>
+      </w:r>
+      <w:proofErr w:type="spellEnd"/>
+      <w:r>
+        <w:rPr>
+          <w:lang w:val="fr-FR"/>
+        </w:rPr>
+        <w:t xml:space="preserve"> unitaire et batch. Segmentation de 4 312 clients en 4 </w:t>
+      </w:r>
+      <w:proofErr w:type="spellStart"/>
+      <w:r>
+        <w:rPr>
+          <w:lang w:val="fr-FR"/>
+        </w:rPr>
+        <w:t>personas</w:t>
+      </w:r>
+      <w:proofErr w:type="spellEnd"/>
+      <w:r>
+        <w:rPr>
+          <w:lang w:val="fr-FR"/>
+        </w:rPr>
+        <w:t xml:space="preserve"> : Champions, At-Risk </w:t>
+      </w:r>
+      <w:proofErr w:type="spellStart"/>
+      <w:r>
+        <w:rPr>
+          <w:lang w:val="fr-FR"/>
+        </w:rPr>
+        <w:t>Loyalists</w:t>
+      </w:r>
+      <w:proofErr w:type="spellEnd"/>
+      <w:r>
+        <w:rPr>
+          <w:lang w:val="fr-FR"/>
+        </w:rPr>
+        <w:t xml:space="preserve">, </w:t>
+      </w:r>
+      <w:proofErr w:type="spellStart"/>
+      <w:r>
+        <w:rPr>
+          <w:lang w:val="fr-FR"/>
+        </w:rPr>
+        <w:t>Potential</w:t>
+      </w:r>
+      <w:proofErr w:type="spellEnd"/>
+      <w:r>
+        <w:rPr>
+          <w:lang w:val="fr-FR"/>
+        </w:rPr>
+        <w:t xml:space="preserve"> </w:t>
+      </w:r>
+      <w:proofErr w:type="spellStart"/>
+      <w:r>
+        <w:rPr>
+          <w:lang w:val="fr-FR"/>
+        </w:rPr>
+        <w:t>Growth</w:t>
+      </w:r>
+      <w:proofErr w:type="spellEnd"/>
+      <w:r>
+        <w:rPr>
+          <w:lang w:val="fr-FR"/>
+        </w:rPr>
+        <w:t xml:space="preserve"> et New / Passive, afin de permettre aux équipes marketing, CRM et </w:t>
+      </w:r>
+      <w:proofErr w:type="spellStart"/>
+      <w:r>
+        <w:rPr>
+          <w:lang w:val="fr-FR"/>
+        </w:rPr>
+        <w:t>growth</w:t>
+      </w:r>
+      <w:proofErr w:type="spellEnd"/>
+      <w:r>
+        <w:rPr>
+          <w:lang w:val="fr-FR"/>
+        </w:rPr>
+        <w:t xml:space="preserve"> d’exécuter des campagnes plus ciblées, d’améliorer la rétention/réactivation et d’allouer le budget aux segments à plus fort impact.</w:t>
+      </w:r>
+    </w:p>
+    <w:p>
+      <w:pPr>
+        <w:spacing w:before="6" w:after="60"/>
+        <w:jc w:val="both"/>
+        <w:rPr>
+          <w:i/>
+          <w:iCs/>
+          <w:color w:val="808080" w:themeColor="background1" w:themeShade="80"/>
+          <w:sz w:val="18"/>
+          <w:szCs w:val="18"/>
+        </w:rPr>
+      </w:pPr>
+      <w:r>
+        <w:rPr>
+          <w:i/>
+          <w:iCs/>
+          <w:color w:val="808080" w:themeColor="background1" w:themeShade="80"/>
+          <w:sz w:val="18"/>
+          <w:szCs w:val="18"/>
+        </w:rPr>
+        <w:t>Python · Pandas · NumPy · Scikit-learn (</w:t>
+      </w:r>
+      <w:proofErr w:type="spellStart"/>
+      <w:r>
+        <w:rPr>
+          <w:i/>
+          <w:iCs/>
+          <w:color w:val="808080" w:themeColor="background1" w:themeShade="80"/>
+          <w:sz w:val="18"/>
+          <w:szCs w:val="18"/>
+        </w:rPr>
+        <w:t>KMeans</w:t>
+      </w:r>
+      <w:proofErr w:type="spellEnd"/>
+      <w:r>
+        <w:rPr>
+          <w:i/>
+          <w:iCs/>
+          <w:color w:val="808080" w:themeColor="background1" w:themeShade="80"/>
+          <w:sz w:val="18"/>
+          <w:szCs w:val="18"/>
+        </w:rPr>
+        <w:t xml:space="preserve">) · </w:t>
+      </w:r>
+      <w:r>
+        <w:rPr>
+          <w:i/>
+          <w:iCs/>
+          <w:color w:val="808080" w:themeColor="background1" w:themeShade="80"/>
+          <w:sz w:val="18"/>
+          <w:szCs w:val="18"/>
+        </w:rPr>
+        <w:t xml:space="preserve">Seaborn </w:t>
+      </w:r>
+      <w:r>
+        <w:rPr>
+          <w:i/>
+          <w:iCs/>
+          <w:color w:val="808080" w:themeColor="background1" w:themeShade="80"/>
+          <w:sz w:val="18"/>
+          <w:szCs w:val="18"/>
+        </w:rPr>
+        <w:t xml:space="preserve">· </w:t>
+      </w:r>
+      <w:proofErr w:type="spellStart"/>
+      <w:r>
+        <w:rPr>
+          <w:i/>
+          <w:iCs/>
+          <w:color w:val="808080" w:themeColor="background1" w:themeShade="80"/>
+          <w:sz w:val="18"/>
+          <w:szCs w:val="18"/>
+        </w:rPr>
+        <w:t>Maplotlib</w:t>
+      </w:r>
+      <w:proofErr w:type="spellEnd"/>
+      <w:r>
+        <w:rPr>
+          <w:i/>
+          <w:iCs/>
+          <w:color w:val="808080" w:themeColor="background1" w:themeShade="80"/>
+          <w:sz w:val="18"/>
+          <w:szCs w:val="18"/>
+        </w:rPr>
+        <w:t xml:space="preserve"> </w:t>
+      </w:r>
+      <w:r>
+        <w:rPr>
+          <w:i/>
+          <w:iCs/>
+          <w:color w:val="808080" w:themeColor="background1" w:themeShade="80"/>
+          <w:sz w:val="18"/>
+          <w:szCs w:val="18"/>
+        </w:rPr>
+        <w:t>·</w:t>
+      </w:r>
+      <w:r>
+        <w:rPr>
+          <w:i/>
+          <w:iCs/>
+          <w:color w:val="808080" w:themeColor="background1" w:themeShade="80"/>
+          <w:sz w:val="18"/>
+          <w:szCs w:val="18"/>
+        </w:rPr>
+        <w:t xml:space="preserve"> </w:t>
+      </w:r>
+      <w:proofErr w:type="spellStart"/>
+      <w:r>
+        <w:rPr>
+          <w:i/>
+          <w:iCs/>
+          <w:color w:val="808080" w:themeColor="background1" w:themeShade="80"/>
+          <w:sz w:val="18"/>
+          <w:szCs w:val="18"/>
+        </w:rPr>
+        <w:t>Jupyter</w:t>
+      </w:r>
+      <w:proofErr w:type="spellEnd"/>
+      <w:r>
+        <w:rPr>
+          <w:i/>
+          <w:iCs/>
+          <w:color w:val="808080" w:themeColor="background1" w:themeShade="80"/>
+          <w:sz w:val="18"/>
+          <w:szCs w:val="18"/>
+        </w:rPr>
+        <w:t xml:space="preserve"> Notebooks · </w:t>
+      </w:r>
+      <w:proofErr w:type="spellStart"/>
+      <w:r>
+        <w:rPr>
+          <w:i/>
+          <w:iCs/>
+          <w:color w:val="808080" w:themeColor="background1" w:themeShade="80"/>
+          <w:sz w:val="18"/>
+          <w:szCs w:val="18"/>
+        </w:rPr>
+        <w:t>FastAPI</w:t>
+      </w:r>
+      <w:proofErr w:type="spellEnd"/>
+      <w:r>
+        <w:rPr>
+          <w:i/>
+          <w:iCs/>
+          <w:color w:val="808080" w:themeColor="background1" w:themeShade="80"/>
+          <w:sz w:val="18"/>
+          <w:szCs w:val="18"/>
+        </w:rPr>
+        <w:t xml:space="preserve"> · </w:t>
+      </w:r>
+      <w:proofErr w:type="spellStart"/>
+      <w:r>
+        <w:rPr>
+          <w:i/>
+          <w:iCs/>
+          <w:color w:val="808080" w:themeColor="background1" w:themeShade="80"/>
+          <w:sz w:val="18"/>
+          <w:szCs w:val="18"/>
+        </w:rPr>
+        <w:t>Streamlit</w:t>
+      </w:r>
+      <w:proofErr w:type="spellEnd"/>
+      <w:r>
+        <w:rPr>
+          <w:i/>
+          <w:iCs/>
+          <w:color w:val="808080" w:themeColor="background1" w:themeShade="80"/>
+          <w:sz w:val="18"/>
+          <w:szCs w:val="18"/>
+        </w:rPr>
+        <w:t xml:space="preserve"> · Docker</w:t>
       </w:r>
     </w:p>
     <w:p>
@@ -1673,26 +2754,19 @@
         </w:pBdr>
         <w:spacing w:before="60" w:after="60"/>
         <w:jc w:val="both"/>
-        <w:rPr>
-          <w:lang w:val="fr-FR"/>
-        </w:rPr>
       </w:pPr>
     </w:p>
     <w:p>
       <w:pPr>
         <w:spacing w:before="180" w:after="60"/>
         <w:jc w:val="both"/>
-        <w:rPr>
-          <w:lang w:val="fr-FR"/>
-        </w:rPr>
-      </w:pPr>
-      <w:r>
-        <w:rPr>
-          <w:b/>
-          <w:bCs/>
-          <w:sz w:val="21"/>
-          <w:szCs w:val="21"/>
-          <w:lang w:val="fr-FR"/>
+      </w:pPr>
+      <w:r>
+        <w:rPr>
+          <w:b/>
+          <w:bCs/>
+          <w:sz w:val="21"/>
+          <w:szCs w:val="21"/>
         </w:rPr>
         <w:t>CERTIFICATIONS</w:t>
       </w:r>
@@ -1701,37 +2775,40 @@
       <w:pPr>
         <w:spacing w:before="20" w:after="20"/>
         <w:jc w:val="both"/>
-        <w:rPr>
-          <w:lang w:val="fr-FR"/>
-        </w:rPr>
-      </w:pPr>
-      <w:r>
-        <w:rPr>
-          <w:b/>
-          <w:bCs/>
-          <w:lang w:val="fr-FR"/>
-        </w:rPr>
-        <w:t xml:space="preserve">Samsung Innovation Campus — IA &amp; ML : </w:t>
-      </w:r>
-      <w:r>
-        <w:rPr>
-          <w:lang w:val="fr-FR"/>
-        </w:rPr>
-        <w:t xml:space="preserve">programme 10 semaines, </w:t>
-      </w:r>
-      <w:proofErr w:type="spellStart"/>
-      <w:r>
-        <w:rPr>
-          <w:lang w:val="fr-FR"/>
-        </w:rPr>
-        <w:t>capstone</w:t>
-      </w:r>
-      <w:proofErr w:type="spellEnd"/>
-      <w:r>
-        <w:rPr>
-          <w:lang w:val="fr-FR"/>
-        </w:rPr>
-        <w:t xml:space="preserve"> 94 % (top 6 %)</w:t>
+      </w:pPr>
+      <w:r>
+        <w:rPr>
+          <w:b/>
+          <w:bCs/>
+        </w:rPr>
+        <w:t xml:space="preserve">Samsung Innovation Campus — IA &amp; </w:t>
+      </w:r>
+      <w:proofErr w:type="gramStart"/>
+      <w:r>
+        <w:rPr>
+          <w:b/>
+          <w:bCs/>
+        </w:rPr>
+        <w:t>ML :</w:t>
+      </w:r>
+      <w:proofErr w:type="gramEnd"/>
+      <w:r>
+        <w:rPr>
+          <w:b/>
+          <w:bCs/>
+        </w:rPr>
+        <w:t xml:space="preserve"> </w:t>
+      </w:r>
+      <w:r>
+        <w:t xml:space="preserve">programme 10 </w:t>
+      </w:r>
+      <w:proofErr w:type="spellStart"/>
+      <w:r>
+        <w:t>semaines</w:t>
+      </w:r>
+      <w:proofErr w:type="spellEnd"/>
+      <w:r>
+        <w:t>, capstone 94 % (top 6 %)</w:t>
       </w:r>
     </w:p>
     <w:p>
@@ -1983,23 +3060,7 @@
                 <w:sz w:val="19"/>
                 <w:szCs w:val="19"/>
               </w:rPr>
-              <w:t xml:space="preserve">Pandas · NumPy · Matplotlib · Seaborn · </w:t>
-            </w:r>
-            <w:proofErr w:type="spellStart"/>
-            <w:r>
-              <w:rPr>
-                <w:sz w:val="19"/>
-                <w:szCs w:val="19"/>
-              </w:rPr>
-              <w:t>Plotly</w:t>
-            </w:r>
-            <w:proofErr w:type="spellEnd"/>
-            <w:r>
-              <w:rPr>
-                <w:sz w:val="19"/>
-                <w:szCs w:val="19"/>
-              </w:rPr>
-              <w:t xml:space="preserve"> · </w:t>
+              <w:t xml:space="preserve">Pandas · NumPy · Matplotlib · Seaborn · Plotly · </w:t>
             </w:r>
             <w:proofErr w:type="spellStart"/>
             <w:r>
@@ -2443,21 +3504,12 @@
             </w:tcMar>
           </w:tcPr>
           <w:p>
-            <w:proofErr w:type="spellStart"/>
             <w:r>
               <w:rPr>
                 <w:sz w:val="19"/>
                 <w:szCs w:val="19"/>
               </w:rPr>
-              <w:t>Arabe</w:t>
-            </w:r>
-            <w:proofErr w:type="spellEnd"/>
-            <w:r>
-              <w:rPr>
-                <w:sz w:val="19"/>
-                <w:szCs w:val="19"/>
-              </w:rPr>
-              <w:t xml:space="preserve"> — Langue </w:t>
+              <w:t xml:space="preserve">Arabe — Langue </w:t>
             </w:r>
             <w:proofErr w:type="spellStart"/>
             <w:r>
@@ -2522,21 +3574,12 @@
             </w:tcMar>
           </w:tcPr>
           <w:p>
-            <w:proofErr w:type="spellStart"/>
             <w:r>
               <w:rPr>
                 <w:sz w:val="19"/>
                 <w:szCs w:val="19"/>
               </w:rPr>
-              <w:t>Anglais</w:t>
-            </w:r>
-            <w:proofErr w:type="spellEnd"/>
-            <w:r>
-              <w:rPr>
-                <w:sz w:val="19"/>
-                <w:szCs w:val="19"/>
-              </w:rPr>
-              <w:t xml:space="preserve"> — Courant / </w:t>
+              <w:t xml:space="preserve">Anglais — Courant / </w:t>
             </w:r>
             <w:proofErr w:type="spellStart"/>
             <w:r>
@@ -2563,7 +3606,7 @@
 </file>
 
 <file path=word/numbering.xml><?xml version="1.0" encoding="utf-8"?>
-<w:numbering xmlns:wpc="http://schemas.microsoft.com/office/word/2010/wordprocessingCanvas" xmlns:cx="http://schemas.microsoft.com/office/drawing/2014/chartex" xmlns:cx1="http://schemas.microsoft.com/office/drawing/2015/9/8/chartex" xmlns:cx2="http://schemas.microsoft.com/office/drawing/2015/10/21/chartex" xmlns:cx3="http://schemas.microsoft.com/office/drawing/2016/5/9/chartex" xmlns:cx4="http://schemas.microsoft.com/office/drawing/2016/5/10/chartex" xmlns:cx5="http://schemas.microsoft.com/office/drawing/2016/5/11/chartex" xmlns:cx6="http://schemas.microsoft.com/office/drawing/2016/5/12/chartex" xmlns:cx7="http://schemas.microsoft.com/office/drawing/2016/5/13/chartex" xmlns:cx8="http://schemas.microsoft.com/office/drawing/2016/5/14/chartex" xmlns:mc="http://schemas.openxmlformats.org/markup-compatibility/2006" xmlns:aink="http://schemas.microsoft.com/office/drawing/2016/ink" xmlns:am3d="http://schemas.microsoft.com/office/drawing/2017/model3d" xmlns:o="urn:schemas-microsoft-com:office:office" xmlns:oel="http://schemas.microsoft.com/office/2019/extlst" xmlns:r="http://schemas.openxmlformats.org/officeDocument/2006/relationships" xmlns:m="http://schemas.openxmlformats.org/officeDocument/2006/math" xmlns:v="urn:schemas-microsoft-com:vml" xmlns:wp14="http://schemas.microsoft.com/office/word/2010/wordprocessingDrawing" xmlns:wp="http://schemas.openxmlformats.org/drawingml/2006/wordprocessingDrawing" xmlns:w10="urn:schemas-microsoft-com:office:word" xmlns:w="http://schemas.openxmlformats.org/wordprocessingml/2006/main" xmlns:w14="http://schemas.microsoft.com/office/word/2010/wordml" xmlns:w15="http://schemas.microsoft.com/office/word/2012/wordml" xmlns:w16cex="http://schemas.microsoft.com/office/word/2018/wordml/cex" xmlns:w16cid="http://schemas.microsoft.com/office/word/2016/wordml/cid" xmlns:w16="http://schemas.microsoft.com/office/word/2018/wordml" xmlns:w16sdtdh="http://schemas.microsoft.com/office/word/2020/wordml/sdtdatahash" xmlns:w16se="http://schemas.microsoft.com/office/word/2015/wordml/symex" xmlns:wpg="http://schemas.microsoft.com/office/word/2010/wordprocessingGroup" xmlns:wpi="http://schemas.microsoft.com/office/word/2010/wordprocessingInk" xmlns:wne="http://schemas.microsoft.com/office/word/2006/wordml" xmlns:wps="http://schemas.microsoft.com/office/word/2010/wordprocessingShape" mc:Ignorable="w14 w15 w16se w16cid w16 w16cex w16sdtdh wp14">
+<w:numbering xmlns:wpc="http://schemas.microsoft.com/office/word/2010/wordprocessingCanvas" xmlns:cx="http://schemas.microsoft.com/office/drawing/2014/chartex" xmlns:cx1="http://schemas.microsoft.com/office/drawing/2015/9/8/chartex" xmlns:cx2="http://schemas.microsoft.com/office/drawing/2015/10/21/chartex" xmlns:cx3="http://schemas.microsoft.com/office/drawing/2016/5/9/chartex" xmlns:cx4="http://schemas.microsoft.com/office/drawing/2016/5/10/chartex" xmlns:cx5="http://schemas.microsoft.com/office/drawing/2016/5/11/chartex" xmlns:cx6="http://schemas.microsoft.com/office/drawing/2016/5/12/chartex" xmlns:cx7="http://schemas.microsoft.com/office/drawing/2016/5/13/chartex" xmlns:cx8="http://schemas.microsoft.com/office/drawing/2016/5/14/chartex" xmlns:mc="http://schemas.openxmlformats.org/markup-compatibility/2006" xmlns:aink="http://schemas.microsoft.com/office/drawing/2016/ink" xmlns:am3d="http://schemas.microsoft.com/office/drawing/2017/model3d" xmlns:o="urn:schemas-microsoft-com:office:office" xmlns:oel="http://schemas.microsoft.com/office/2019/extlst" xmlns:r="http://schemas.openxmlformats.org/officeDocument/2006/relationships" xmlns:m="http://schemas.openxmlformats.org/officeDocument/2006/math" xmlns:v="urn:schemas-microsoft-com:vml" xmlns:wp14="http://schemas.microsoft.com/office/word/2010/wordprocessingDrawing" xmlns:wp="http://schemas.openxmlformats.org/drawingml/2006/wordprocessingDrawing" xmlns:w10="urn:schemas-microsoft-com:office:word" xmlns:w="http://schemas.openxmlformats.org/wordprocessingml/2006/main" xmlns:w14="http://schemas.microsoft.com/office/word/2010/wordml" xmlns:w15="http://schemas.microsoft.com/office/word/2012/wordml" xmlns:w16cex="http://schemas.microsoft.com/office/word/2018/wordml/cex" xmlns:w16cid="http://schemas.microsoft.com/office/word/2016/wordml/cid" xmlns:w16="http://schemas.microsoft.com/office/word/2018/wordml" xmlns:w16du="http://schemas.microsoft.com/office/word/2023/wordml/word16du" xmlns:w16sdtdh="http://schemas.microsoft.com/office/word/2020/wordml/sdtdatahash" xmlns:w16sdtfl="http://schemas.microsoft.com/office/word/2024/wordml/sdtformatlock" xmlns:w16se="http://schemas.microsoft.com/office/word/2015/wordml/symex" xmlns:wpg="http://schemas.microsoft.com/office/word/2010/wordprocessingGroup" xmlns:wpi="http://schemas.microsoft.com/office/word/2010/wordprocessingInk" xmlns:wne="http://schemas.microsoft.com/office/word/2006/wordml" xmlns:wps="http://schemas.microsoft.com/office/word/2010/wordprocessingShape" mc:Ignorable="w14 w15 w16se w16cid w16 w16cex w16sdtdh w16sdtfl w16du wp14">
   <w:abstractNum w:abstractNumId="0" w15:restartNumberingAfterBreak="0">
     <w:nsid w:val="1DD11725"/>
     <w:multiLevelType w:val="hybridMultilevel"/>
@@ -2719,7 +3762,7 @@
 </file>
 
 <file path=word/styles.xml><?xml version="1.0" encoding="utf-8"?>
-<w:styles xmlns:mc="http://schemas.openxmlformats.org/markup-compatibility/2006" xmlns:r="http://schemas.openxmlformats.org/officeDocument/2006/relationships" xmlns:w="http://schemas.openxmlformats.org/wordprocessingml/2006/main" xmlns:w14="http://schemas.microsoft.com/office/word/2010/wordml" xmlns:w15="http://schemas.microsoft.com/office/word/2012/wordml" xmlns:w16cex="http://schemas.microsoft.com/office/word/2018/wordml/cex" xmlns:w16cid="http://schemas.microsoft.com/office/word/2016/wordml/cid" xmlns:w16="http://schemas.microsoft.com/office/word/2018/wordml" xmlns:w16sdtdh="http://schemas.microsoft.com/office/word/2020/wordml/sdtdatahash" xmlns:w16se="http://schemas.microsoft.com/office/word/2015/wordml/symex" mc:Ignorable="w14 w15 w16se w16cid w16 w16cex w16sdtdh">
+<w:styles xmlns:mc="http://schemas.openxmlformats.org/markup-compatibility/2006" xmlns:r="http://schemas.openxmlformats.org/officeDocument/2006/relationships" xmlns:w="http://schemas.openxmlformats.org/wordprocessingml/2006/main" xmlns:w14="http://schemas.microsoft.com/office/word/2010/wordml" xmlns:w15="http://schemas.microsoft.com/office/word/2012/wordml" xmlns:w16cex="http://schemas.microsoft.com/office/word/2018/wordml/cex" xmlns:w16cid="http://schemas.microsoft.com/office/word/2016/wordml/cid" xmlns:w16="http://schemas.microsoft.com/office/word/2018/wordml" xmlns:w16du="http://schemas.microsoft.com/office/word/2023/wordml/word16du" xmlns:w16sdtdh="http://schemas.microsoft.com/office/word/2020/wordml/sdtdatahash" xmlns:w16sdtfl="http://schemas.microsoft.com/office/word/2024/wordml/sdtformatlock" xmlns:w16se="http://schemas.microsoft.com/office/word/2015/wordml/symex" mc:Ignorable="w14 w15 w16se w16cid w16 w16cex w16sdtdh w16sdtfl w16du">
   <w:docDefaults>
     <w:rPrDefault>
       <w:rPr>
@@ -3111,7 +4154,7 @@
   <w:style w:type="paragraph" w:default="1" w:styleId="Normal">
     <w:name w:val="Normal"/>
     <w:qFormat/>
-    <w:rsid w:val="00BF426E"/>
+    <w:rsid w:val="0060587D"/>
   </w:style>
   <w:style w:type="paragraph" w:styleId="Heading1">
     <w:name w:val="heading 1"/>
